--- a/sistemas_operativos/unidad_1/practica1_SO.docx
+++ b/sistemas_operativos/unidad_1/practica1_SO.docx
@@ -2,13 +2,23 @@
 <file path=word/document.xml><?xml version="1.0" encoding="utf-8"?>
 <w:document xmlns:wpc="http://schemas.microsoft.com/office/word/2010/wordprocessingCanvas" xmlns:cx="http://schemas.microsoft.com/office/drawing/2014/chartex" xmlns:cx1="http://schemas.microsoft.com/office/drawing/2015/9/8/chartex" xmlns:cx2="http://schemas.microsoft.com/office/drawing/2015/10/21/chartex" xmlns:cx3="http://schemas.microsoft.com/office/drawing/2016/5/9/chartex" xmlns:cx4="http://schemas.microsoft.com/office/drawing/2016/5/10/chartex" xmlns:cx5="http://schemas.microsoft.com/office/drawing/2016/5/11/chartex" xmlns:cx6="http://schemas.microsoft.com/office/drawing/2016/5/12/chartex" xmlns:cx7="http://schemas.microsoft.com/office/drawing/2016/5/13/chartex" xmlns:cx8="http://schemas.microsoft.com/office/drawing/2016/5/14/chartex" xmlns:mc="http://schemas.openxmlformats.org/markup-compatibility/2006" xmlns:aink="http://schemas.microsoft.com/office/drawing/2016/ink" xmlns:am3d="http://schemas.microsoft.com/office/drawing/2017/model3d" xmlns:o="urn:schemas-microsoft-com:office:office" xmlns:oel="http://schemas.microsoft.com/office/2019/extlst" xmlns:r="http://schemas.openxmlformats.org/officeDocument/2006/relationships" xmlns:m="http://schemas.openxmlformats.org/officeDocument/2006/math" xmlns:v="urn:schemas-microsoft-com:vml" xmlns:wp14="http://schemas.microsoft.com/office/word/2010/wordprocessingDrawing" xmlns:wp="http://schemas.openxmlformats.org/drawingml/2006/wordprocessingDrawing" xmlns:w10="urn:schemas-microsoft-com:office:word" xmlns:w="http://schemas.openxmlformats.org/wordprocessingml/2006/main" xmlns:w14="http://schemas.microsoft.com/office/word/2010/wordml" xmlns:w15="http://schemas.microsoft.com/office/word/2012/wordml" xmlns:w16cex="http://schemas.microsoft.com/office/word/2018/wordml/cex" xmlns:w16cid="http://schemas.microsoft.com/office/word/2016/wordml/cid" xmlns:w16="http://schemas.microsoft.com/office/word/2018/wordml" xmlns:w16sdtdh="http://schemas.microsoft.com/office/word/2020/wordml/sdtdatahash" xmlns:w16se="http://schemas.microsoft.com/office/word/2015/wordml/symex" xmlns:wpg="http://schemas.microsoft.com/office/word/2010/wordprocessingGroup" xmlns:wpi="http://schemas.microsoft.com/office/word/2010/wordprocessingInk" xmlns:wne="http://schemas.microsoft.com/office/word/2006/wordml" xmlns:wps="http://schemas.microsoft.com/office/word/2010/wordprocessingShape" mc:Ignorable="w14 w15 w16se w16cid w16 w16cex w16sdtdh wp14">
   <w:body>
-    <w:p/>
+    <w:p>
+      <w:pPr>
+        <w:rPr>
+          <w:rFonts w:ascii="Arial" w:hAnsi="Arial" w:cs="Arial"/>
+        </w:rPr>
+      </w:pPr>
+    </w:p>
     <w:p>
       <w:pPr>
         <w:jc w:val="center"/>
-      </w:pPr>
-      <w:r>
-        <w:rPr>
+        <w:rPr>
+          <w:rFonts w:ascii="Arial" w:hAnsi="Arial" w:cs="Arial"/>
+        </w:rPr>
+      </w:pPr>
+      <w:r>
+        <w:rPr>
+          <w:rFonts w:ascii="Arial" w:hAnsi="Arial" w:cs="Arial"/>
           <w:noProof/>
         </w:rPr>
         <w:drawing>
@@ -57,6 +67,9 @@
     <w:p>
       <w:pPr>
         <w:jc w:val="center"/>
+        <w:rPr>
+          <w:rFonts w:ascii="Arial" w:hAnsi="Arial" w:cs="Arial"/>
+        </w:rPr>
       </w:pPr>
     </w:p>
     <w:p>
@@ -64,47 +77,47 @@
         <w:jc w:val="center"/>
         <w:rPr>
           <w:rFonts w:ascii="Arial" w:eastAsia="Arial" w:hAnsi="Arial" w:cs="Arial"/>
-          <w:sz w:val="32"/>
-          <w:szCs w:val="32"/>
+          <w:sz w:val="36"/>
+          <w:szCs w:val="36"/>
         </w:rPr>
       </w:pPr>
       <w:r>
         <w:rPr>
           <w:rFonts w:ascii="Arial" w:eastAsia="Arial" w:hAnsi="Arial" w:cs="Arial"/>
-          <w:sz w:val="32"/>
-          <w:szCs w:val="32"/>
+          <w:sz w:val="36"/>
+          <w:szCs w:val="36"/>
         </w:rPr>
         <w:t xml:space="preserve">Universidad </w:t>
       </w:r>
       <w:r>
         <w:rPr>
           <w:rFonts w:ascii="Arial" w:eastAsia="Arial" w:hAnsi="Arial" w:cs="Arial"/>
-          <w:sz w:val="32"/>
-          <w:szCs w:val="32"/>
+          <w:sz w:val="36"/>
+          <w:szCs w:val="36"/>
         </w:rPr>
         <w:t>autónoma</w:t>
       </w:r>
       <w:r>
         <w:rPr>
           <w:rFonts w:ascii="Arial" w:eastAsia="Arial" w:hAnsi="Arial" w:cs="Arial"/>
-          <w:sz w:val="32"/>
-          <w:szCs w:val="32"/>
+          <w:sz w:val="36"/>
+          <w:szCs w:val="36"/>
         </w:rPr>
         <w:t xml:space="preserve"> de baja </w:t>
       </w:r>
       <w:r>
         <w:rPr>
           <w:rFonts w:ascii="Arial" w:eastAsia="Arial" w:hAnsi="Arial" w:cs="Arial"/>
-          <w:sz w:val="32"/>
-          <w:szCs w:val="32"/>
+          <w:sz w:val="36"/>
+          <w:szCs w:val="36"/>
         </w:rPr>
         <w:t>California</w:t>
       </w:r>
       <w:r>
         <w:rPr>
           <w:rFonts w:ascii="Arial" w:eastAsia="Arial" w:hAnsi="Arial" w:cs="Arial"/>
-          <w:sz w:val="32"/>
-          <w:szCs w:val="32"/>
+          <w:sz w:val="36"/>
+          <w:szCs w:val="36"/>
         </w:rPr>
         <w:t xml:space="preserve"> </w:t>
       </w:r>
@@ -114,8 +127,8 @@
         <w:jc w:val="center"/>
         <w:rPr>
           <w:rFonts w:ascii="Arial" w:eastAsia="Arial" w:hAnsi="Arial" w:cs="Arial"/>
-          <w:sz w:val="32"/>
-          <w:szCs w:val="32"/>
+          <w:sz w:val="36"/>
+          <w:szCs w:val="36"/>
         </w:rPr>
       </w:pPr>
     </w:p>
@@ -124,39 +137,39 @@
         <w:jc w:val="center"/>
         <w:rPr>
           <w:rFonts w:ascii="Arial" w:eastAsia="Arial" w:hAnsi="Arial" w:cs="Arial"/>
-          <w:sz w:val="32"/>
-          <w:szCs w:val="32"/>
+          <w:sz w:val="36"/>
+          <w:szCs w:val="36"/>
         </w:rPr>
       </w:pPr>
       <w:r>
         <w:rPr>
           <w:rFonts w:ascii="Arial" w:eastAsia="Arial" w:hAnsi="Arial" w:cs="Arial"/>
-          <w:sz w:val="32"/>
-          <w:szCs w:val="32"/>
+          <w:sz w:val="36"/>
+          <w:szCs w:val="36"/>
         </w:rPr>
         <w:t>Ingeniería</w:t>
       </w:r>
       <w:r>
         <w:rPr>
           <w:rFonts w:ascii="Arial" w:eastAsia="Arial" w:hAnsi="Arial" w:cs="Arial"/>
-          <w:sz w:val="32"/>
-          <w:szCs w:val="32"/>
+          <w:sz w:val="36"/>
+          <w:szCs w:val="36"/>
         </w:rPr>
         <w:t xml:space="preserve"> en </w:t>
       </w:r>
       <w:r>
         <w:rPr>
           <w:rFonts w:ascii="Arial" w:eastAsia="Arial" w:hAnsi="Arial" w:cs="Arial"/>
-          <w:sz w:val="32"/>
-          <w:szCs w:val="32"/>
+          <w:sz w:val="36"/>
+          <w:szCs w:val="36"/>
         </w:rPr>
         <w:t>computación</w:t>
       </w:r>
       <w:r>
         <w:rPr>
           <w:rFonts w:ascii="Arial" w:eastAsia="Arial" w:hAnsi="Arial" w:cs="Arial"/>
-          <w:sz w:val="32"/>
-          <w:szCs w:val="32"/>
+          <w:sz w:val="36"/>
+          <w:szCs w:val="36"/>
         </w:rPr>
         <w:t xml:space="preserve"> </w:t>
       </w:r>
@@ -166,8 +179,8 @@
         <w:jc w:val="center"/>
         <w:rPr>
           <w:rFonts w:ascii="Arial" w:eastAsia="Arial" w:hAnsi="Arial" w:cs="Arial"/>
-          <w:sz w:val="32"/>
-          <w:szCs w:val="32"/>
+          <w:sz w:val="36"/>
+          <w:szCs w:val="36"/>
         </w:rPr>
       </w:pPr>
     </w:p>
@@ -176,17 +189,17 @@
         <w:jc w:val="center"/>
         <w:rPr>
           <w:rFonts w:ascii="Arial" w:eastAsia="Arial" w:hAnsi="Arial" w:cs="Arial"/>
-          <w:sz w:val="32"/>
-          <w:szCs w:val="32"/>
+          <w:sz w:val="36"/>
+          <w:szCs w:val="36"/>
         </w:rPr>
       </w:pPr>
       <w:r>
         <w:rPr>
           <w:rFonts w:ascii="Arial" w:eastAsia="Arial" w:hAnsi="Arial" w:cs="Arial"/>
-          <w:sz w:val="32"/>
-          <w:szCs w:val="32"/>
-        </w:rPr>
-        <w:t>traductores</w:t>
+          <w:sz w:val="36"/>
+          <w:szCs w:val="36"/>
+        </w:rPr>
+        <w:t>Sistemas operativos</w:t>
       </w:r>
     </w:p>
     <w:p>
@@ -194,8 +207,8 @@
         <w:jc w:val="center"/>
         <w:rPr>
           <w:rFonts w:ascii="Arial" w:eastAsia="Arial" w:hAnsi="Arial" w:cs="Arial"/>
-          <w:sz w:val="32"/>
-          <w:szCs w:val="32"/>
+          <w:sz w:val="36"/>
+          <w:szCs w:val="36"/>
         </w:rPr>
       </w:pPr>
     </w:p>
@@ -204,170 +217,337 @@
         <w:jc w:val="center"/>
         <w:rPr>
           <w:rFonts w:ascii="Arial" w:eastAsia="Arial" w:hAnsi="Arial" w:cs="Arial"/>
-          <w:sz w:val="32"/>
-          <w:szCs w:val="32"/>
+          <w:sz w:val="36"/>
+          <w:szCs w:val="36"/>
         </w:rPr>
       </w:pPr>
       <w:r>
         <w:rPr>
           <w:rFonts w:ascii="Arial" w:eastAsia="Arial" w:hAnsi="Arial" w:cs="Arial"/>
-          <w:sz w:val="32"/>
-          <w:szCs w:val="32"/>
-        </w:rPr>
-        <w:t>M</w:t>
-      </w:r>
-      <w:r>
+          <w:sz w:val="36"/>
+          <w:szCs w:val="36"/>
+        </w:rPr>
+        <w:t>Practica N.1 sistemas de archivos</w:t>
+      </w:r>
+    </w:p>
+    <w:p>
+      <w:pPr>
+        <w:jc w:val="center"/>
         <w:rPr>
           <w:rFonts w:ascii="Arial" w:eastAsia="Arial" w:hAnsi="Arial" w:cs="Arial"/>
-          <w:sz w:val="32"/>
-          <w:szCs w:val="32"/>
-        </w:rPr>
-        <w:t xml:space="preserve">1.1 - etapa de </w:t>
-      </w:r>
-      <w:r>
+          <w:sz w:val="36"/>
+          <w:szCs w:val="36"/>
+        </w:rPr>
+      </w:pPr>
+    </w:p>
+    <w:p>
+      <w:pPr>
+        <w:jc w:val="center"/>
         <w:rPr>
           <w:rFonts w:ascii="Arial" w:eastAsia="Arial" w:hAnsi="Arial" w:cs="Arial"/>
-          <w:sz w:val="32"/>
-          <w:szCs w:val="32"/>
-        </w:rPr>
-        <w:t>análisis</w:t>
-      </w:r>
+          <w:sz w:val="36"/>
+          <w:szCs w:val="36"/>
+        </w:rPr>
+      </w:pPr>
       <w:r>
         <w:rPr>
           <w:rFonts w:ascii="Arial" w:eastAsia="Arial" w:hAnsi="Arial" w:cs="Arial"/>
-          <w:sz w:val="32"/>
-          <w:szCs w:val="32"/>
+          <w:sz w:val="36"/>
+          <w:szCs w:val="36"/>
+        </w:rPr>
+        <w:t>Alma Leticia Palacios Guerreo</w:t>
+      </w:r>
+    </w:p>
+    <w:p>
+      <w:pPr>
+        <w:jc w:val="center"/>
+        <w:rPr>
+          <w:rFonts w:ascii="Arial" w:eastAsia="Arial" w:hAnsi="Arial" w:cs="Arial"/>
+          <w:sz w:val="36"/>
+          <w:szCs w:val="36"/>
+        </w:rPr>
+      </w:pPr>
+    </w:p>
+    <w:p>
+      <w:pPr>
+        <w:jc w:val="center"/>
+        <w:rPr>
+          <w:rFonts w:ascii="Arial" w:eastAsia="Arial" w:hAnsi="Arial" w:cs="Arial"/>
+          <w:sz w:val="36"/>
+          <w:szCs w:val="36"/>
+        </w:rPr>
+      </w:pPr>
+      <w:r>
+        <w:rPr>
+          <w:rFonts w:ascii="Arial" w:eastAsia="Arial" w:hAnsi="Arial" w:cs="Arial"/>
+          <w:sz w:val="36"/>
+          <w:szCs w:val="36"/>
+        </w:rPr>
+        <w:t xml:space="preserve">Garcia </w:t>
+      </w:r>
+      <w:r>
+        <w:rPr>
+          <w:rFonts w:ascii="Arial" w:eastAsia="Arial" w:hAnsi="Arial" w:cs="Arial"/>
+          <w:sz w:val="36"/>
+          <w:szCs w:val="36"/>
+        </w:rPr>
+        <w:t>Chávez</w:t>
+      </w:r>
+      <w:r>
+        <w:rPr>
+          <w:rFonts w:ascii="Arial" w:eastAsia="Arial" w:hAnsi="Arial" w:cs="Arial"/>
+          <w:sz w:val="36"/>
+          <w:szCs w:val="36"/>
         </w:rPr>
         <w:t xml:space="preserve"> </w:t>
       </w:r>
       <w:r>
         <w:rPr>
           <w:rFonts w:ascii="Arial" w:eastAsia="Arial" w:hAnsi="Arial" w:cs="Arial"/>
-          <w:sz w:val="32"/>
-          <w:szCs w:val="32"/>
+          <w:sz w:val="36"/>
+          <w:szCs w:val="36"/>
+        </w:rPr>
+        <w:t>E</w:t>
+      </w:r>
+      <w:r>
+        <w:rPr>
+          <w:rFonts w:ascii="Arial" w:eastAsia="Arial" w:hAnsi="Arial" w:cs="Arial"/>
+          <w:sz w:val="36"/>
+          <w:szCs w:val="36"/>
+        </w:rPr>
+        <w:t>rik 01275863</w:t>
+      </w:r>
+    </w:p>
+    <w:p>
+      <w:pPr>
+        <w:jc w:val="center"/>
+        <w:rPr>
+          <w:rFonts w:ascii="Arial" w:eastAsia="Arial" w:hAnsi="Arial" w:cs="Arial"/>
+          <w:sz w:val="36"/>
+          <w:szCs w:val="36"/>
+        </w:rPr>
+      </w:pPr>
+    </w:p>
+    <w:p>
+      <w:pPr>
+        <w:jc w:val="center"/>
+        <w:rPr>
+          <w:rFonts w:ascii="Arial" w:hAnsi="Arial" w:cs="Arial"/>
+          <w:sz w:val="36"/>
+          <w:szCs w:val="36"/>
+        </w:rPr>
+      </w:pPr>
+      <w:r>
+        <w:rPr>
+          <w:rFonts w:ascii="Arial" w:eastAsia="Arial" w:hAnsi="Arial" w:cs="Arial"/>
+          <w:sz w:val="36"/>
+          <w:szCs w:val="36"/>
+        </w:rPr>
+        <w:t xml:space="preserve">Viernes </w:t>
+      </w:r>
+      <w:r>
+        <w:rPr>
+          <w:rFonts w:ascii="Arial" w:eastAsia="Arial" w:hAnsi="Arial" w:cs="Arial"/>
+          <w:sz w:val="36"/>
+          <w:szCs w:val="36"/>
+        </w:rPr>
+        <w:t>lunes 8 de septiembre del 2025</w:t>
+      </w:r>
+    </w:p>
+    <w:p>
+      <w:pPr>
+        <w:jc w:val="center"/>
+        <w:rPr>
+          <w:rFonts w:ascii="Arial" w:hAnsi="Arial" w:cs="Arial"/>
+          <w:sz w:val="36"/>
+          <w:szCs w:val="36"/>
+        </w:rPr>
+      </w:pPr>
+    </w:p>
+    <w:p>
+      <w:pPr>
+        <w:rPr>
+          <w:rFonts w:ascii="Arial" w:hAnsi="Arial" w:cs="Arial"/>
+        </w:rPr>
+      </w:pPr>
+    </w:p>
+    <w:p>
+      <w:pPr>
+        <w:rPr>
+          <w:rFonts w:ascii="Arial" w:hAnsi="Arial" w:cs="Arial"/>
+          <w:b/>
+          <w:bCs/>
+        </w:rPr>
+      </w:pPr>
+      <w:r>
+        <w:rPr>
+          <w:rFonts w:ascii="Arial" w:hAnsi="Arial" w:cs="Arial"/>
+          <w:b/>
+          <w:bCs/>
+        </w:rPr>
+        <w:lastRenderedPageBreak/>
+        <w:t>Sistema de archivos</w:t>
+      </w:r>
+    </w:p>
+    <w:p>
+      <w:pPr>
+        <w:rPr>
+          <w:rFonts w:ascii="Arial" w:hAnsi="Arial" w:cs="Arial"/>
+        </w:rPr>
+      </w:pPr>
+      <w:r>
+        <w:rPr>
+          <w:rFonts w:ascii="Arial" w:hAnsi="Arial" w:cs="Arial"/>
+        </w:rPr>
+        <w:t xml:space="preserve">En el sistema UNIX todos los programas, datos, directorios y dispositivos son archivos. </w:t>
+      </w:r>
+      <w:r>
+        <w:rPr>
+          <w:rFonts w:ascii="Arial" w:hAnsi="Arial" w:cs="Arial"/>
+        </w:rPr>
+        <w:t xml:space="preserve">Un archivo es una sucesión </w:t>
+      </w:r>
+      <w:r>
+        <w:rPr>
+          <w:rFonts w:ascii="Arial" w:hAnsi="Arial" w:cs="Arial"/>
+        </w:rPr>
+        <w:t>de bytes</w:t>
+      </w:r>
+      <w:r>
+        <w:rPr>
+          <w:rFonts w:ascii="Arial" w:hAnsi="Arial" w:cs="Arial"/>
+        </w:rPr>
+        <w:t xml:space="preserve">. </w:t>
+      </w:r>
+      <w:r>
+        <w:rPr>
+          <w:rFonts w:ascii="Arial" w:hAnsi="Arial" w:cs="Arial"/>
+        </w:rPr>
+        <w:t xml:space="preserve">El sistema UNIX esta organizado de una </w:t>
+      </w:r>
+      <w:r>
+        <w:rPr>
+          <w:rFonts w:ascii="Arial" w:hAnsi="Arial" w:cs="Arial"/>
+        </w:rPr>
+        <w:t>forma</w:t>
+      </w:r>
+      <w:r>
+        <w:rPr>
+          <w:rFonts w:ascii="Arial" w:hAnsi="Arial" w:cs="Arial"/>
         </w:rPr>
         <w:t xml:space="preserve"> </w:t>
       </w:r>
+      <w:r>
+        <w:rPr>
+          <w:rFonts w:ascii="Arial" w:hAnsi="Arial" w:cs="Arial"/>
+        </w:rPr>
+        <w:t>jerárquica</w:t>
+      </w:r>
+      <w:r>
+        <w:rPr>
+          <w:rFonts w:ascii="Arial" w:hAnsi="Arial" w:cs="Arial"/>
+        </w:rPr>
+        <w:t xml:space="preserve">, en forma de un árbol de directorios. </w:t>
+      </w:r>
+    </w:p>
+    <w:p>
+      <w:pPr>
+        <w:rPr>
+          <w:rFonts w:ascii="Arial" w:hAnsi="Arial" w:cs="Arial"/>
+        </w:rPr>
+      </w:pPr>
+      <w:r>
+        <w:rPr>
+          <w:rFonts w:ascii="Arial" w:hAnsi="Arial" w:cs="Arial"/>
+        </w:rPr>
+        <w:t xml:space="preserve">Los archivos </w:t>
+      </w:r>
+      <w:r>
+        <w:rPr>
+          <w:rFonts w:ascii="Arial" w:hAnsi="Arial" w:cs="Arial"/>
+        </w:rPr>
+        <w:t>representan</w:t>
+      </w:r>
+      <w:r>
+        <w:rPr>
+          <w:rFonts w:ascii="Arial" w:hAnsi="Arial" w:cs="Arial"/>
+        </w:rPr>
+        <w:t xml:space="preserve"> objetos del mundo real como discos, impresoras, </w:t>
+      </w:r>
+      <w:r>
+        <w:rPr>
+          <w:rFonts w:ascii="Arial" w:hAnsi="Arial" w:cs="Arial"/>
+        </w:rPr>
+        <w:t>etc.</w:t>
+      </w:r>
+      <w:r>
+        <w:rPr>
+          <w:rFonts w:ascii="Arial" w:hAnsi="Arial" w:cs="Arial"/>
+        </w:rPr>
+        <w:t xml:space="preserve">, o virtuales como procesos, enlaces, </w:t>
+      </w:r>
+      <w:r>
+        <w:rPr>
+          <w:rFonts w:ascii="Arial" w:hAnsi="Arial" w:cs="Arial"/>
+        </w:rPr>
+        <w:t>etc.</w:t>
+      </w:r>
+    </w:p>
+    <w:p>
+      <w:pPr>
+        <w:rPr>
+          <w:rFonts w:ascii="Arial" w:hAnsi="Arial" w:cs="Arial"/>
+        </w:rPr>
+      </w:pPr>
+      <w:r>
+        <w:rPr>
+          <w:rFonts w:ascii="Arial" w:hAnsi="Arial" w:cs="Arial"/>
+        </w:rPr>
+        <w:t xml:space="preserve">Entonces podemos entender al sistema se archivos como la </w:t>
+      </w:r>
+      <w:r>
+        <w:rPr>
+          <w:rFonts w:ascii="Arial" w:hAnsi="Arial" w:cs="Arial"/>
+        </w:rPr>
+        <w:t>parte</w:t>
+      </w:r>
+      <w:r>
+        <w:rPr>
+          <w:rFonts w:ascii="Arial" w:hAnsi="Arial" w:cs="Arial"/>
+        </w:rPr>
+        <w:t xml:space="preserve"> del sistema responsable de la </w:t>
+      </w:r>
+      <w:r>
+        <w:rPr>
+          <w:rFonts w:ascii="Arial" w:hAnsi="Arial" w:cs="Arial"/>
+        </w:rPr>
+        <w:t>administración</w:t>
+      </w:r>
+      <w:r>
+        <w:rPr>
+          <w:rFonts w:ascii="Arial" w:hAnsi="Arial" w:cs="Arial"/>
+        </w:rPr>
+        <w:t xml:space="preserve"> de los datos en dispositivos de almacenamiento secundario, es </w:t>
+      </w:r>
+      <w:r>
+        <w:rPr>
+          <w:rFonts w:ascii="Arial" w:hAnsi="Arial" w:cs="Arial"/>
+        </w:rPr>
+        <w:t>aquel</w:t>
+      </w:r>
+      <w:r>
+        <w:rPr>
+          <w:rFonts w:ascii="Arial" w:hAnsi="Arial" w:cs="Arial"/>
+        </w:rPr>
+        <w:t xml:space="preserve"> almacenamiento que se mantiene asegurado en la computadora aun si se deja de energizar esta misma. </w:t>
+      </w:r>
     </w:p>
     <w:p>
       <w:pPr>
         <w:jc w:val="center"/>
         <w:rPr>
-          <w:rFonts w:ascii="Arial" w:eastAsia="Arial" w:hAnsi="Arial" w:cs="Arial"/>
-          <w:sz w:val="32"/>
-          <w:szCs w:val="32"/>
-        </w:rPr>
-      </w:pPr>
-    </w:p>
-    <w:p>
-      <w:pPr>
-        <w:jc w:val="center"/>
-      </w:pPr>
-      <w:r>
-        <w:rPr>
-          <w:rFonts w:ascii="Arial" w:eastAsia="Arial" w:hAnsi="Arial" w:cs="Arial"/>
-          <w:sz w:val="32"/>
-          <w:szCs w:val="32"/>
-        </w:rPr>
-        <w:t xml:space="preserve">Guillermo Licea Sandoval </w:t>
-      </w:r>
-    </w:p>
-    <w:p>
-      <w:pPr>
-        <w:jc w:val="center"/>
-        <w:rPr>
-          <w:rFonts w:ascii="Arial" w:eastAsia="Arial" w:hAnsi="Arial" w:cs="Arial"/>
-          <w:sz w:val="32"/>
-          <w:szCs w:val="32"/>
-        </w:rPr>
-      </w:pPr>
-    </w:p>
-    <w:p>
-      <w:pPr>
-        <w:jc w:val="center"/>
-        <w:rPr>
-          <w:rFonts w:ascii="Arial" w:eastAsia="Arial" w:hAnsi="Arial" w:cs="Arial"/>
-          <w:sz w:val="32"/>
-          <w:szCs w:val="32"/>
-        </w:rPr>
-      </w:pPr>
-      <w:r>
-        <w:rPr>
-          <w:rFonts w:ascii="Arial" w:eastAsia="Arial" w:hAnsi="Arial" w:cs="Arial"/>
-          <w:sz w:val="32"/>
-          <w:szCs w:val="32"/>
-        </w:rPr>
-        <w:t xml:space="preserve">Garcia </w:t>
-      </w:r>
-      <w:r>
-        <w:rPr>
-          <w:rFonts w:ascii="Arial" w:eastAsia="Arial" w:hAnsi="Arial" w:cs="Arial"/>
-          <w:sz w:val="32"/>
-          <w:szCs w:val="32"/>
-        </w:rPr>
-        <w:t>Chávez</w:t>
-      </w:r>
-      <w:r>
-        <w:rPr>
-          <w:rFonts w:ascii="Arial" w:eastAsia="Arial" w:hAnsi="Arial" w:cs="Arial"/>
-          <w:sz w:val="32"/>
-          <w:szCs w:val="32"/>
-        </w:rPr>
-        <w:t xml:space="preserve"> </w:t>
-      </w:r>
-      <w:r>
-        <w:rPr>
-          <w:rFonts w:ascii="Arial" w:eastAsia="Arial" w:hAnsi="Arial" w:cs="Arial"/>
-          <w:sz w:val="32"/>
-          <w:szCs w:val="32"/>
-        </w:rPr>
-        <w:t>E</w:t>
-      </w:r>
-      <w:r>
-        <w:rPr>
-          <w:rFonts w:ascii="Arial" w:eastAsia="Arial" w:hAnsi="Arial" w:cs="Arial"/>
-          <w:sz w:val="32"/>
-          <w:szCs w:val="32"/>
-        </w:rPr>
-        <w:t>rik 01275863</w:t>
-      </w:r>
-    </w:p>
-    <w:p>
-      <w:pPr>
-        <w:jc w:val="center"/>
-        <w:rPr>
-          <w:rFonts w:ascii="Arial" w:eastAsia="Arial" w:hAnsi="Arial" w:cs="Arial"/>
-          <w:sz w:val="32"/>
-          <w:szCs w:val="32"/>
-        </w:rPr>
-      </w:pPr>
-    </w:p>
-    <w:p>
-      <w:pPr>
-        <w:jc w:val="center"/>
-      </w:pPr>
-      <w:r>
-        <w:rPr>
-          <w:rFonts w:ascii="Arial" w:eastAsia="Arial" w:hAnsi="Arial" w:cs="Arial"/>
-          <w:sz w:val="32"/>
-          <w:szCs w:val="32"/>
-        </w:rPr>
-        <w:t>Viernes 15 de agosto del 2025</w:t>
-      </w:r>
-    </w:p>
-    <w:p>
-      <w:pPr>
-        <w:jc w:val="center"/>
-      </w:pPr>
-    </w:p>
-    <w:p>
-      <w:pPr>
-        <w:jc w:val="center"/>
-      </w:pPr>
-    </w:p>
-    <w:p>
-      <w:pPr>
-        <w:jc w:val="center"/>
+          <w:rFonts w:ascii="Arial" w:hAnsi="Arial" w:cs="Arial"/>
+        </w:rPr>
       </w:pPr>
     </w:p>
     <w:p>
@@ -377,14 +557,28 @@
           <w:ilvl w:val="0"/>
           <w:numId w:val="3"/>
         </w:numPr>
-      </w:pPr>
-      <w:r>
-        <w:lastRenderedPageBreak/>
+        <w:rPr>
+          <w:rFonts w:ascii="Arial" w:hAnsi="Arial" w:cs="Arial"/>
+        </w:rPr>
+      </w:pPr>
+      <w:r>
+        <w:rPr>
+          <w:rFonts w:ascii="Arial" w:hAnsi="Arial" w:cs="Arial"/>
+        </w:rPr>
         <w:t>Despliegue el nombre del directorio de trabajo actual.</w:t>
       </w:r>
     </w:p>
     <w:p>
-      <w:r>
+      <w:pPr>
+        <w:rPr>
+          <w:rFonts w:ascii="Arial" w:hAnsi="Arial" w:cs="Arial"/>
+        </w:rPr>
+      </w:pPr>
+      <w:r>
+        <w:rPr>
+          <w:rFonts w:ascii="Arial" w:hAnsi="Arial" w:cs="Arial"/>
+          <w:noProof/>
+        </w:rPr>
         <w:drawing>
           <wp:inline distT="0" distB="0" distL="0" distR="0" wp14:anchorId="3C2E285E" wp14:editId="09BBB5C2">
             <wp:extent cx="4457700" cy="2592637"/>
@@ -424,36 +618,115 @@
     </w:p>
     <w:p>
       <w:pPr>
+        <w:rPr>
+          <w:rFonts w:ascii="Arial" w:hAnsi="Arial" w:cs="Arial"/>
+        </w:rPr>
+      </w:pPr>
+    </w:p>
+    <w:p>
+      <w:pPr>
+        <w:rPr>
+          <w:rFonts w:ascii="Arial" w:hAnsi="Arial" w:cs="Arial"/>
+        </w:rPr>
+      </w:pPr>
+    </w:p>
+    <w:p>
+      <w:pPr>
+        <w:rPr>
+          <w:rFonts w:ascii="Arial" w:hAnsi="Arial" w:cs="Arial"/>
+        </w:rPr>
+      </w:pPr>
+    </w:p>
+    <w:p>
+      <w:pPr>
+        <w:rPr>
+          <w:rFonts w:ascii="Arial" w:hAnsi="Arial" w:cs="Arial"/>
+        </w:rPr>
+      </w:pPr>
+    </w:p>
+    <w:p>
+      <w:pPr>
+        <w:rPr>
+          <w:rFonts w:ascii="Arial" w:hAnsi="Arial" w:cs="Arial"/>
+        </w:rPr>
+      </w:pPr>
+    </w:p>
+    <w:p>
+      <w:pPr>
+        <w:rPr>
+          <w:rFonts w:ascii="Arial" w:hAnsi="Arial" w:cs="Arial"/>
+        </w:rPr>
+      </w:pPr>
+    </w:p>
+    <w:p>
+      <w:pPr>
+        <w:rPr>
+          <w:rFonts w:ascii="Arial" w:hAnsi="Arial" w:cs="Arial"/>
+        </w:rPr>
+      </w:pPr>
+    </w:p>
+    <w:p>
+      <w:pPr>
+        <w:rPr>
+          <w:rFonts w:ascii="Arial" w:hAnsi="Arial" w:cs="Arial"/>
+        </w:rPr>
+      </w:pPr>
+    </w:p>
+    <w:p>
+      <w:pPr>
+        <w:rPr>
+          <w:rFonts w:ascii="Arial" w:hAnsi="Arial" w:cs="Arial"/>
+        </w:rPr>
+      </w:pPr>
+    </w:p>
+    <w:p>
+      <w:pPr>
         <w:pStyle w:val="NormalWeb"/>
         <w:numPr>
           <w:ilvl w:val="0"/>
           <w:numId w:val="3"/>
         </w:numPr>
         <w:rPr>
-          <w:lang w:val="es-MX"/>
-        </w:rPr>
-      </w:pPr>
-      <w:r>
-        <w:rPr>
-          <w:lang w:val="es-MX"/>
-        </w:rPr>
-        <w:t>Lista en forma de columnas (sin detalles) el contenido del directorio padre de su home</w:t>
-      </w:r>
-      <w:r>
-        <w:rPr>
-          <w:lang w:val="es-MX"/>
-        </w:rPr>
-        <w:t xml:space="preserve"> </w:t>
-      </w:r>
-      <w:r>
-        <w:rPr>
-          <w:lang w:val="es-MX"/>
-        </w:rPr>
-        <w:t>directory.</w:t>
-      </w:r>
-    </w:p>
-    <w:p>
-      <w:r>
+          <w:rFonts w:ascii="Arial" w:hAnsi="Arial" w:cs="Arial"/>
+          <w:lang w:val="es-MX"/>
+        </w:rPr>
+      </w:pPr>
+      <w:r>
+        <w:rPr>
+          <w:rFonts w:ascii="Arial" w:hAnsi="Arial" w:cs="Arial"/>
+          <w:lang w:val="es-MX"/>
+        </w:rPr>
+        <w:lastRenderedPageBreak/>
+        <w:t xml:space="preserve">Lista en forma de columnas (sin detalles) el contenido del directorio padre de su home </w:t>
+      </w:r>
+      <w:proofErr w:type="spellStart"/>
+      <w:r>
+        <w:rPr>
+          <w:rFonts w:ascii="Arial" w:hAnsi="Arial" w:cs="Arial"/>
+          <w:lang w:val="es-MX"/>
+        </w:rPr>
+        <w:t>directory</w:t>
+      </w:r>
+      <w:proofErr w:type="spellEnd"/>
+      <w:r>
+        <w:rPr>
+          <w:rFonts w:ascii="Arial" w:hAnsi="Arial" w:cs="Arial"/>
+          <w:lang w:val="es-MX"/>
+        </w:rPr>
+        <w:t>.</w:t>
+      </w:r>
+    </w:p>
+    <w:p>
+      <w:pPr>
+        <w:rPr>
+          <w:rFonts w:ascii="Arial" w:hAnsi="Arial" w:cs="Arial"/>
+        </w:rPr>
+      </w:pPr>
+      <w:r>
+        <w:rPr>
+          <w:rFonts w:ascii="Arial" w:hAnsi="Arial" w:cs="Arial"/>
+          <w:noProof/>
+        </w:rPr>
         <w:drawing>
           <wp:inline distT="0" distB="0" distL="0" distR="0" wp14:anchorId="7D5CA0AB" wp14:editId="1C57F4C3">
             <wp:extent cx="5400040" cy="3140710"/>
@@ -499,26 +772,32 @@
           <w:numId w:val="3"/>
         </w:numPr>
         <w:rPr>
-          <w:lang w:val="es-MX"/>
-        </w:rPr>
-      </w:pPr>
-      <w:r>
-        <w:rPr>
-          <w:lang w:val="es-MX"/>
-        </w:rPr>
-        <w:t>Lista en orden alfabético inverso todos los archivos (incluyendo los ocultos) de su home</w:t>
-      </w:r>
-      <w:r>
-        <w:rPr>
-          <w:lang w:val="es-MX"/>
-        </w:rPr>
-        <w:t xml:space="preserve"> </w:t>
-      </w:r>
-      <w:r>
-        <w:rPr>
-          <w:lang w:val="es-MX"/>
-        </w:rPr>
-        <w:t>directory.</w:t>
+          <w:rFonts w:ascii="Arial" w:hAnsi="Arial" w:cs="Arial"/>
+          <w:lang w:val="es-MX"/>
+        </w:rPr>
+      </w:pPr>
+      <w:r>
+        <w:rPr>
+          <w:rFonts w:ascii="Arial" w:hAnsi="Arial" w:cs="Arial"/>
+          <w:lang w:val="es-MX"/>
+        </w:rPr>
+        <w:t xml:space="preserve">Lista en orden alfabético inverso todos los archivos (incluyendo los ocultos) de su home </w:t>
+      </w:r>
+      <w:proofErr w:type="spellStart"/>
+      <w:r>
+        <w:rPr>
+          <w:rFonts w:ascii="Arial" w:hAnsi="Arial" w:cs="Arial"/>
+          <w:lang w:val="es-MX"/>
+        </w:rPr>
+        <w:t>directory</w:t>
+      </w:r>
+      <w:proofErr w:type="spellEnd"/>
+      <w:r>
+        <w:rPr>
+          <w:rFonts w:ascii="Arial" w:hAnsi="Arial" w:cs="Arial"/>
+          <w:lang w:val="es-MX"/>
+        </w:rPr>
+        <w:t>.</w:t>
       </w:r>
     </w:p>
     <w:p>
@@ -526,14 +805,16 @@
         <w:pStyle w:val="NormalWeb"/>
         <w:ind w:left="360"/>
         <w:rPr>
-          <w:lang w:val="es-MX"/>
-        </w:rPr>
-      </w:pPr>
-      <w:r>
-        <w:rPr>
-          <w:lang w:val="es-MX"/>
-        </w:rPr>
-        <w:lastRenderedPageBreak/>
+          <w:rFonts w:ascii="Arial" w:hAnsi="Arial" w:cs="Arial"/>
+          <w:lang w:val="es-MX"/>
+        </w:rPr>
+      </w:pPr>
+      <w:r>
+        <w:rPr>
+          <w:rFonts w:ascii="Arial" w:hAnsi="Arial" w:cs="Arial"/>
+          <w:noProof/>
+          <w:lang w:val="es-MX"/>
+        </w:rPr>
         <w:drawing>
           <wp:inline distT="0" distB="0" distL="0" distR="0" wp14:anchorId="6A9DCC02" wp14:editId="0B3F23F5">
             <wp:extent cx="5400040" cy="3140710"/>
@@ -573,33 +854,87 @@
     </w:p>
     <w:p>
       <w:pPr>
+        <w:pStyle w:val="NormalWeb"/>
+        <w:ind w:left="360"/>
+        <w:rPr>
+          <w:rFonts w:ascii="Arial" w:hAnsi="Arial" w:cs="Arial"/>
+          <w:lang w:val="es-MX"/>
+        </w:rPr>
+      </w:pPr>
+    </w:p>
+    <w:p>
+      <w:pPr>
+        <w:pStyle w:val="NormalWeb"/>
+        <w:ind w:left="360"/>
+        <w:rPr>
+          <w:rFonts w:ascii="Arial" w:hAnsi="Arial" w:cs="Arial"/>
+          <w:lang w:val="es-MX"/>
+        </w:rPr>
+      </w:pPr>
+    </w:p>
+    <w:p>
+      <w:pPr>
         <w:pStyle w:val="ListParagraph"/>
         <w:numPr>
           <w:ilvl w:val="0"/>
           <w:numId w:val="3"/>
         </w:numPr>
-      </w:pPr>
-      <w:r>
-        <w:t>Lista en orden alfabético el contenido de su home directory mostrando información</w:t>
-      </w:r>
-      <w:r>
-        <w:t xml:space="preserve"> </w:t>
-      </w:r>
-      <w:r>
-        <w:t>detallada. ¿En qué consiste esa información? ¿Qué significa el primer caracter que se</w:t>
-      </w:r>
-      <w:r>
-        <w:t xml:space="preserve"> </w:t>
-      </w:r>
-      <w:r>
-        <w:t>muestra en la lista?</w:t>
+        <w:rPr>
+          <w:rFonts w:ascii="Arial" w:hAnsi="Arial" w:cs="Arial"/>
+        </w:rPr>
+      </w:pPr>
+      <w:r>
+        <w:rPr>
+          <w:rFonts w:ascii="Arial" w:hAnsi="Arial" w:cs="Arial"/>
+        </w:rPr>
+        <w:lastRenderedPageBreak/>
+        <w:t xml:space="preserve">Lista en orden alfabético el contenido de su home </w:t>
+      </w:r>
+      <w:proofErr w:type="spellStart"/>
+      <w:r>
+        <w:rPr>
+          <w:rFonts w:ascii="Arial" w:hAnsi="Arial" w:cs="Arial"/>
+        </w:rPr>
+        <w:t>directory</w:t>
+      </w:r>
+      <w:proofErr w:type="spellEnd"/>
+      <w:r>
+        <w:rPr>
+          <w:rFonts w:ascii="Arial" w:hAnsi="Arial" w:cs="Arial"/>
+        </w:rPr>
+        <w:t xml:space="preserve"> mostrando información</w:t>
+      </w:r>
+      <w:r>
+        <w:rPr>
+          <w:rFonts w:ascii="Arial" w:hAnsi="Arial" w:cs="Arial"/>
+        </w:rPr>
+        <w:t xml:space="preserve"> detallada. ¿En qué consiste esa información? ¿Qué significa el primer </w:t>
+      </w:r>
+      <w:r>
+        <w:rPr>
+          <w:rFonts w:ascii="Arial" w:hAnsi="Arial" w:cs="Arial"/>
+        </w:rPr>
+        <w:t>carácter</w:t>
+      </w:r>
+      <w:r>
+        <w:rPr>
+          <w:rFonts w:ascii="Arial" w:hAnsi="Arial" w:cs="Arial"/>
+        </w:rPr>
+        <w:t xml:space="preserve"> que se muestra en la lista?</w:t>
       </w:r>
     </w:p>
     <w:p>
       <w:pPr>
         <w:ind w:left="360"/>
-      </w:pPr>
-      <w:r>
+        <w:rPr>
+          <w:rFonts w:ascii="Arial" w:hAnsi="Arial" w:cs="Arial"/>
+        </w:rPr>
+      </w:pPr>
+      <w:r>
+        <w:rPr>
+          <w:rFonts w:ascii="Arial" w:hAnsi="Arial" w:cs="Arial"/>
+          <w:noProof/>
+        </w:rPr>
         <w:drawing>
           <wp:inline distT="0" distB="0" distL="0" distR="0" wp14:anchorId="60F06A29" wp14:editId="2FFAE6F1">
             <wp:extent cx="5400040" cy="3140710"/>
@@ -640,27 +975,70 @@
     <w:p>
       <w:pPr>
         <w:ind w:left="360"/>
-      </w:pPr>
-    </w:p>
-    <w:p>
-      <w:pPr>
-        <w:ind w:left="360"/>
-      </w:pPr>
-    </w:p>
-    <w:p>
-      <w:pPr>
-        <w:ind w:left="360"/>
-      </w:pPr>
-    </w:p>
-    <w:p>
-      <w:pPr>
-        <w:ind w:left="360"/>
-      </w:pPr>
-    </w:p>
-    <w:p>
-      <w:pPr>
-        <w:ind w:left="360"/>
-      </w:pPr>
+        <w:rPr>
+          <w:rFonts w:ascii="Arial" w:hAnsi="Arial" w:cs="Arial"/>
+        </w:rPr>
+      </w:pPr>
+      <w:r>
+        <w:rPr>
+          <w:rFonts w:ascii="Arial" w:hAnsi="Arial" w:cs="Arial"/>
+        </w:rPr>
+        <w:t xml:space="preserve">El primer carácter representa el tipo de archivo que es por ejemplo cunado se tiene una </w:t>
+      </w:r>
+      <w:r>
+        <w:rPr>
+          <w:rFonts w:ascii="Arial" w:hAnsi="Arial" w:cs="Arial"/>
+          <w:b/>
+          <w:bCs/>
+        </w:rPr>
+        <w:t xml:space="preserve">d </w:t>
+      </w:r>
+      <w:proofErr w:type="spellStart"/>
+      <w:r>
+        <w:rPr>
+          <w:rFonts w:ascii="Arial" w:hAnsi="Arial" w:cs="Arial"/>
+        </w:rPr>
+        <w:t>significia</w:t>
+      </w:r>
+      <w:proofErr w:type="spellEnd"/>
+      <w:r>
+        <w:rPr>
+          <w:rFonts w:ascii="Arial" w:hAnsi="Arial" w:cs="Arial"/>
+        </w:rPr>
+        <w:t xml:space="preserve"> que es un </w:t>
+      </w:r>
+      <w:r>
+        <w:rPr>
+          <w:rFonts w:ascii="Arial" w:hAnsi="Arial" w:cs="Arial"/>
+          <w:b/>
+          <w:bCs/>
+        </w:rPr>
+        <w:t>directorio (</w:t>
+      </w:r>
+      <w:proofErr w:type="spellStart"/>
+      <w:r>
+        <w:rPr>
+          <w:rFonts w:ascii="Arial" w:hAnsi="Arial" w:cs="Arial"/>
+          <w:b/>
+          <w:bCs/>
+        </w:rPr>
+        <w:t>directory</w:t>
+      </w:r>
+      <w:proofErr w:type="spellEnd"/>
+      <w:r>
+        <w:rPr>
+          <w:rFonts w:ascii="Arial" w:hAnsi="Arial" w:cs="Arial"/>
+          <w:b/>
+          <w:bCs/>
+        </w:rPr>
+        <w:t xml:space="preserve">) </w:t>
+      </w:r>
+      <w:r>
+        <w:rPr>
+          <w:rFonts w:ascii="Arial" w:hAnsi="Arial" w:cs="Arial"/>
+        </w:rPr>
+        <w:t xml:space="preserve">es la forma en como la Shell nos muestra el tipo de archivo. </w:t>
+      </w:r>
     </w:p>
     <w:p>
       <w:pPr>
@@ -669,9 +1047,14 @@
           <w:ilvl w:val="0"/>
           <w:numId w:val="3"/>
         </w:numPr>
-      </w:pPr>
-      <w:r>
-        <w:lastRenderedPageBreak/>
+        <w:rPr>
+          <w:rFonts w:ascii="Arial" w:hAnsi="Arial" w:cs="Arial"/>
+        </w:rPr>
+      </w:pPr>
+      <w:r>
+        <w:rPr>
+          <w:rFonts w:ascii="Arial" w:hAnsi="Arial" w:cs="Arial"/>
+        </w:rPr>
         <w:t>Desarrolle la estructura de directorios que se indique en el pizarrón.</w:t>
       </w:r>
     </w:p>
@@ -682,13 +1065,34 @@
           <w:ilvl w:val="1"/>
           <w:numId w:val="3"/>
         </w:numPr>
-      </w:pPr>
-      <w:r>
-        <w:t xml:space="preserve">Creado directorios: </w:t>
-      </w:r>
-    </w:p>
-    <w:p>
-      <w:r>
+        <w:rPr>
+          <w:rFonts w:ascii="Arial" w:hAnsi="Arial" w:cs="Arial"/>
+        </w:rPr>
+      </w:pPr>
+      <w:r>
+        <w:rPr>
+          <w:rFonts w:ascii="Arial" w:hAnsi="Arial" w:cs="Arial"/>
+        </w:rPr>
+        <w:t>Creados directorios</w:t>
+      </w:r>
+      <w:r>
+        <w:rPr>
+          <w:rFonts w:ascii="Arial" w:hAnsi="Arial" w:cs="Arial"/>
+        </w:rPr>
+        <w:t xml:space="preserve">: </w:t>
+      </w:r>
+    </w:p>
+    <w:p>
+      <w:pPr>
+        <w:rPr>
+          <w:rFonts w:ascii="Arial" w:hAnsi="Arial" w:cs="Arial"/>
+        </w:rPr>
+      </w:pPr>
+      <w:r>
+        <w:rPr>
+          <w:rFonts w:ascii="Arial" w:hAnsi="Arial" w:cs="Arial"/>
+          <w:noProof/>
+        </w:rPr>
         <w:drawing>
           <wp:inline distT="0" distB="0" distL="0" distR="0" wp14:anchorId="34B7DAC9" wp14:editId="0FA061A4">
             <wp:extent cx="5400040" cy="3140710"/>
@@ -728,18 +1132,41 @@
     </w:p>
     <w:p>
       <w:pPr>
+        <w:rPr>
+          <w:rFonts w:ascii="Arial" w:hAnsi="Arial" w:cs="Arial"/>
+        </w:rPr>
+      </w:pPr>
+    </w:p>
+    <w:p>
+      <w:pPr>
         <w:pStyle w:val="ListParagraph"/>
         <w:numPr>
           <w:ilvl w:val="1"/>
           <w:numId w:val="3"/>
         </w:numPr>
-      </w:pPr>
-      <w:r>
+        <w:rPr>
+          <w:rFonts w:ascii="Arial" w:hAnsi="Arial" w:cs="Arial"/>
+        </w:rPr>
+      </w:pPr>
+      <w:r>
+        <w:rPr>
+          <w:rFonts w:ascii="Arial" w:hAnsi="Arial" w:cs="Arial"/>
+        </w:rPr>
+        <w:lastRenderedPageBreak/>
         <w:t>Creando archivos</w:t>
       </w:r>
     </w:p>
     <w:p>
-      <w:r>
+      <w:pPr>
+        <w:rPr>
+          <w:rFonts w:ascii="Arial" w:hAnsi="Arial" w:cs="Arial"/>
+        </w:rPr>
+      </w:pPr>
+      <w:r>
+        <w:rPr>
+          <w:rFonts w:ascii="Arial" w:hAnsi="Arial" w:cs="Arial"/>
+          <w:noProof/>
+        </w:rPr>
         <w:drawing>
           <wp:inline distT="0" distB="0" distL="0" distR="0" wp14:anchorId="0BEF3BFA" wp14:editId="380AB048">
             <wp:extent cx="5400040" cy="3140710"/>
@@ -779,10 +1206,15 @@
     </w:p>
     <w:p>
       <w:pPr>
-        <w:ind w:left="1080"/>
-      </w:pPr>
-      <w:r>
-        <w:lastRenderedPageBreak/>
+        <w:rPr>
+          <w:rFonts w:ascii="Arial" w:hAnsi="Arial" w:cs="Arial"/>
+        </w:rPr>
+      </w:pPr>
+      <w:r>
+        <w:rPr>
+          <w:rFonts w:ascii="Arial" w:hAnsi="Arial" w:cs="Arial"/>
+          <w:noProof/>
+        </w:rPr>
         <w:drawing>
           <wp:inline distT="0" distB="0" distL="0" distR="0" wp14:anchorId="1289BA4E" wp14:editId="3C2D5000">
             <wp:extent cx="5400040" cy="3140710"/>
@@ -822,21 +1254,84 @@
     </w:p>
     <w:p>
       <w:pPr>
+        <w:rPr>
+          <w:rFonts w:ascii="Arial" w:hAnsi="Arial" w:cs="Arial"/>
+        </w:rPr>
+      </w:pPr>
+    </w:p>
+    <w:p>
+      <w:pPr>
+        <w:rPr>
+          <w:rFonts w:ascii="Arial" w:hAnsi="Arial" w:cs="Arial"/>
+        </w:rPr>
+      </w:pPr>
+    </w:p>
+    <w:p>
+      <w:pPr>
+        <w:rPr>
+          <w:rFonts w:ascii="Arial" w:hAnsi="Arial" w:cs="Arial"/>
+        </w:rPr>
+      </w:pPr>
+    </w:p>
+    <w:p>
+      <w:pPr>
+        <w:rPr>
+          <w:rFonts w:ascii="Arial" w:hAnsi="Arial" w:cs="Arial"/>
+        </w:rPr>
+      </w:pPr>
+    </w:p>
+    <w:p>
+      <w:pPr>
+        <w:rPr>
+          <w:rFonts w:ascii="Arial" w:hAnsi="Arial" w:cs="Arial"/>
+        </w:rPr>
+      </w:pPr>
+    </w:p>
+    <w:p>
+      <w:pPr>
+        <w:rPr>
+          <w:rFonts w:ascii="Arial" w:hAnsi="Arial" w:cs="Arial"/>
+        </w:rPr>
+      </w:pPr>
+    </w:p>
+    <w:p>
+      <w:pPr>
+        <w:rPr>
+          <w:rFonts w:ascii="Arial" w:hAnsi="Arial" w:cs="Arial"/>
+        </w:rPr>
+      </w:pPr>
+    </w:p>
+    <w:p>
+      <w:pPr>
         <w:pStyle w:val="ListParagraph"/>
         <w:numPr>
           <w:ilvl w:val="0"/>
           <w:numId w:val="3"/>
         </w:numPr>
-      </w:pPr>
-      <w:r>
+        <w:rPr>
+          <w:rFonts w:ascii="Arial" w:hAnsi="Arial" w:cs="Arial"/>
+        </w:rPr>
+      </w:pPr>
+      <w:r>
+        <w:rPr>
+          <w:rFonts w:ascii="Arial" w:hAnsi="Arial" w:cs="Arial"/>
+        </w:rPr>
+        <w:lastRenderedPageBreak/>
         <w:t>Verifique que la estructura haya sido creada correctamente.</w:t>
       </w:r>
     </w:p>
     <w:p>
       <w:pPr>
         <w:ind w:left="360"/>
-      </w:pPr>
-      <w:r>
+        <w:rPr>
+          <w:rFonts w:ascii="Arial" w:hAnsi="Arial" w:cs="Arial"/>
+        </w:rPr>
+      </w:pPr>
+      <w:r>
+        <w:rPr>
+          <w:rFonts w:ascii="Arial" w:hAnsi="Arial" w:cs="Arial"/>
+          <w:noProof/>
+        </w:rPr>
         <w:drawing>
           <wp:inline distT="0" distB="0" distL="0" distR="0" wp14:anchorId="5FA569AD" wp14:editId="10C73EA6">
             <wp:extent cx="5400040" cy="3140710"/>
@@ -881,8 +1376,14 @@
           <w:ilvl w:val="0"/>
           <w:numId w:val="3"/>
         </w:numPr>
-      </w:pPr>
-      <w:r>
+        <w:rPr>
+          <w:rFonts w:ascii="Arial" w:hAnsi="Arial" w:cs="Arial"/>
+        </w:rPr>
+      </w:pPr>
+      <w:r>
+        <w:rPr>
+          <w:rFonts w:ascii="Arial" w:hAnsi="Arial" w:cs="Arial"/>
+        </w:rPr>
         <w:t>Borre el último nivel del árbol de directorios.</w:t>
       </w:r>
     </w:p>
@@ -893,12 +1394,19 @@
           <w:ilvl w:val="1"/>
           <w:numId w:val="3"/>
         </w:numPr>
-      </w:pPr>
-      <w:r>
+        <w:rPr>
+          <w:rFonts w:ascii="Arial" w:hAnsi="Arial" w:cs="Arial"/>
+        </w:rPr>
+      </w:pPr>
+      <w:r>
+        <w:rPr>
+          <w:rFonts w:ascii="Arial" w:hAnsi="Arial" w:cs="Arial"/>
+        </w:rPr>
         <w:t xml:space="preserve">Eliminación de fuente de </w:t>
       </w:r>
       <w:r>
         <w:rPr>
+          <w:rFonts w:ascii="Arial" w:hAnsi="Arial" w:cs="Arial"/>
           <w:b/>
           <w:bCs/>
         </w:rPr>
@@ -906,8 +1414,16 @@
       </w:r>
     </w:p>
     <w:p>
-      <w:r>
-        <w:lastRenderedPageBreak/>
+      <w:pPr>
+        <w:rPr>
+          <w:rFonts w:ascii="Arial" w:hAnsi="Arial" w:cs="Arial"/>
+        </w:rPr>
+      </w:pPr>
+      <w:r>
+        <w:rPr>
+          <w:rFonts w:ascii="Arial" w:hAnsi="Arial" w:cs="Arial"/>
+          <w:noProof/>
+        </w:rPr>
         <w:drawing>
           <wp:inline distT="0" distB="0" distL="0" distR="0" wp14:anchorId="62AB92BF" wp14:editId="43C34337">
             <wp:extent cx="5400040" cy="3140710"/>
@@ -947,27 +1463,74 @@
     </w:p>
     <w:p>
       <w:pPr>
+        <w:rPr>
+          <w:rFonts w:ascii="Arial" w:hAnsi="Arial" w:cs="Arial"/>
+        </w:rPr>
+      </w:pPr>
+    </w:p>
+    <w:p>
+      <w:pPr>
+        <w:rPr>
+          <w:rFonts w:ascii="Arial" w:hAnsi="Arial" w:cs="Arial"/>
+        </w:rPr>
+      </w:pPr>
+    </w:p>
+    <w:p>
+      <w:pPr>
+        <w:rPr>
+          <w:rFonts w:ascii="Arial" w:hAnsi="Arial" w:cs="Arial"/>
+        </w:rPr>
+      </w:pPr>
+    </w:p>
+    <w:p>
+      <w:pPr>
+        <w:rPr>
+          <w:rFonts w:ascii="Arial" w:hAnsi="Arial" w:cs="Arial"/>
+        </w:rPr>
+      </w:pPr>
+    </w:p>
+    <w:p>
+      <w:pPr>
+        <w:rPr>
+          <w:rFonts w:ascii="Arial" w:hAnsi="Arial" w:cs="Arial"/>
+        </w:rPr>
+      </w:pPr>
+    </w:p>
+    <w:p>
+      <w:pPr>
         <w:pStyle w:val="ListParagraph"/>
         <w:numPr>
           <w:ilvl w:val="1"/>
           <w:numId w:val="3"/>
         </w:numPr>
-      </w:pPr>
-      <w:r>
+        <w:rPr>
+          <w:rFonts w:ascii="Arial" w:hAnsi="Arial" w:cs="Arial"/>
+        </w:rPr>
+      </w:pPr>
+      <w:r>
+        <w:rPr>
+          <w:rFonts w:ascii="Arial" w:hAnsi="Arial" w:cs="Arial"/>
+        </w:rPr>
+        <w:lastRenderedPageBreak/>
         <w:t xml:space="preserve">Eliminación de </w:t>
       </w:r>
       <w:r>
         <w:rPr>
+          <w:rFonts w:ascii="Arial" w:hAnsi="Arial" w:cs="Arial"/>
           <w:b/>
           <w:bCs/>
         </w:rPr>
         <w:t xml:space="preserve">fuentes.txt </w:t>
       </w:r>
       <w:r>
+        <w:rPr>
+          <w:rFonts w:ascii="Arial" w:hAnsi="Arial" w:cs="Arial"/>
+        </w:rPr>
         <w:t xml:space="preserve">de </w:t>
       </w:r>
       <w:r>
         <w:rPr>
+          <w:rFonts w:ascii="Arial" w:hAnsi="Arial" w:cs="Arial"/>
           <w:b/>
           <w:bCs/>
         </w:rPr>
@@ -975,7 +1538,16 @@
       </w:r>
     </w:p>
     <w:p>
-      <w:r>
+      <w:pPr>
+        <w:rPr>
+          <w:rFonts w:ascii="Arial" w:hAnsi="Arial" w:cs="Arial"/>
+        </w:rPr>
+      </w:pPr>
+      <w:r>
+        <w:rPr>
+          <w:rFonts w:ascii="Arial" w:hAnsi="Arial" w:cs="Arial"/>
+          <w:noProof/>
+        </w:rPr>
         <w:drawing>
           <wp:inline distT="0" distB="0" distL="0" distR="0" wp14:anchorId="66218076" wp14:editId="3AEFB6D7">
             <wp:extent cx="5400040" cy="3140710"/>
@@ -1021,26 +1593,16 @@
           <w:numId w:val="3"/>
         </w:numPr>
         <w:rPr>
-          <w:lang w:val="es-MX"/>
-        </w:rPr>
-      </w:pPr>
-      <w:r>
-        <w:rPr>
-          <w:lang w:val="es-MX"/>
-        </w:rPr>
-        <w:t>Lista el contenido de su directorio, mostrando de forma simbólica el tipo de archivos que</w:t>
-      </w:r>
-      <w:r>
-        <w:rPr>
-          <w:lang w:val="es-MX"/>
-        </w:rPr>
-        <w:t xml:space="preserve"> </w:t>
-      </w:r>
-      <w:r>
-        <w:rPr>
-          <w:lang w:val="es-MX"/>
-        </w:rPr>
-        <w:t>contiene.</w:t>
+          <w:rFonts w:ascii="Arial" w:hAnsi="Arial" w:cs="Arial"/>
+          <w:lang w:val="es-MX"/>
+        </w:rPr>
+      </w:pPr>
+      <w:r>
+        <w:rPr>
+          <w:rFonts w:ascii="Arial" w:hAnsi="Arial" w:cs="Arial"/>
+          <w:lang w:val="es-MX"/>
+        </w:rPr>
+        <w:t>Lista el contenido de su directorio, mostrando de forma simbólica el tipo de archivos que contiene.</w:t>
       </w:r>
     </w:p>
     <w:p>
@@ -1048,14 +1610,16 @@
         <w:pStyle w:val="NormalWeb"/>
         <w:ind w:left="360"/>
         <w:rPr>
-          <w:lang w:val="es-MX"/>
-        </w:rPr>
-      </w:pPr>
-      <w:r>
-        <w:rPr>
-          <w:lang w:val="es-MX"/>
-        </w:rPr>
-        <w:lastRenderedPageBreak/>
+          <w:rFonts w:ascii="Arial" w:hAnsi="Arial" w:cs="Arial"/>
+          <w:lang w:val="es-MX"/>
+        </w:rPr>
+      </w:pPr>
+      <w:r>
+        <w:rPr>
+          <w:rFonts w:ascii="Arial" w:hAnsi="Arial" w:cs="Arial"/>
+          <w:noProof/>
+          <w:lang w:val="es-MX"/>
+        </w:rPr>
         <w:drawing>
           <wp:inline distT="0" distB="0" distL="0" distR="0" wp14:anchorId="3954967B" wp14:editId="682A4BBD">
             <wp:extent cx="5400040" cy="3140710"/>
@@ -1095,21 +1659,127 @@
     </w:p>
     <w:p>
       <w:pPr>
+        <w:pStyle w:val="NormalWeb"/>
+        <w:ind w:left="360"/>
+        <w:rPr>
+          <w:rFonts w:ascii="Arial" w:hAnsi="Arial" w:cs="Arial"/>
+          <w:lang w:val="es-MX"/>
+        </w:rPr>
+      </w:pPr>
+    </w:p>
+    <w:p>
+      <w:pPr>
+        <w:pStyle w:val="NormalWeb"/>
+        <w:ind w:left="360"/>
+        <w:rPr>
+          <w:rFonts w:ascii="Arial" w:hAnsi="Arial" w:cs="Arial"/>
+          <w:lang w:val="es-MX"/>
+        </w:rPr>
+      </w:pPr>
+    </w:p>
+    <w:p>
+      <w:pPr>
+        <w:pStyle w:val="NormalWeb"/>
+        <w:ind w:left="360"/>
+        <w:rPr>
+          <w:rFonts w:ascii="Arial" w:hAnsi="Arial" w:cs="Arial"/>
+          <w:lang w:val="es-MX"/>
+        </w:rPr>
+      </w:pPr>
+    </w:p>
+    <w:p>
+      <w:pPr>
+        <w:pStyle w:val="NormalWeb"/>
+        <w:ind w:left="360"/>
+        <w:rPr>
+          <w:rFonts w:ascii="Arial" w:hAnsi="Arial" w:cs="Arial"/>
+          <w:lang w:val="es-MX"/>
+        </w:rPr>
+      </w:pPr>
+    </w:p>
+    <w:p>
+      <w:pPr>
         <w:pStyle w:val="ListParagraph"/>
         <w:numPr>
           <w:ilvl w:val="0"/>
           <w:numId w:val="3"/>
         </w:numPr>
-      </w:pPr>
-      <w:r>
-        <w:t>¿Para qué sirve el comando whoami?</w:t>
+        <w:rPr>
+          <w:rFonts w:ascii="Arial" w:hAnsi="Arial" w:cs="Arial"/>
+        </w:rPr>
+      </w:pPr>
+      <w:r>
+        <w:rPr>
+          <w:rFonts w:ascii="Arial" w:hAnsi="Arial" w:cs="Arial"/>
+        </w:rPr>
+        <w:lastRenderedPageBreak/>
+        <w:t xml:space="preserve">¿Para qué sirve el comando </w:t>
+      </w:r>
+      <w:proofErr w:type="spellStart"/>
+      <w:r>
+        <w:rPr>
+          <w:rFonts w:ascii="Arial" w:hAnsi="Arial" w:cs="Arial"/>
+        </w:rPr>
+        <w:t>whoami</w:t>
+      </w:r>
+      <w:proofErr w:type="spellEnd"/>
+      <w:r>
+        <w:rPr>
+          <w:rFonts w:ascii="Arial" w:hAnsi="Arial" w:cs="Arial"/>
+        </w:rPr>
+        <w:t>?</w:t>
       </w:r>
     </w:p>
     <w:p>
       <w:pPr>
         <w:ind w:left="360"/>
-      </w:pPr>
-      <w:r>
+        <w:rPr>
+          <w:rFonts w:ascii="Arial" w:hAnsi="Arial" w:cs="Arial"/>
+        </w:rPr>
+      </w:pPr>
+      <w:r>
+        <w:rPr>
+          <w:rFonts w:ascii="Arial" w:hAnsi="Arial" w:cs="Arial"/>
+        </w:rPr>
+        <w:t xml:space="preserve">Este comando funciona para mostrar la </w:t>
+      </w:r>
+      <w:r>
+        <w:rPr>
+          <w:rFonts w:ascii="Arial" w:hAnsi="Arial" w:cs="Arial"/>
+        </w:rPr>
+        <w:t>información</w:t>
+      </w:r>
+      <w:r>
+        <w:rPr>
+          <w:rFonts w:ascii="Arial" w:hAnsi="Arial" w:cs="Arial"/>
+        </w:rPr>
+        <w:t xml:space="preserve"> sobre el usuario, los grupos y los privilegios de la cuentea con la que se ha </w:t>
+      </w:r>
+      <w:r>
+        <w:rPr>
+          <w:rFonts w:ascii="Arial" w:hAnsi="Arial" w:cs="Arial"/>
+        </w:rPr>
+        <w:t>iniciado</w:t>
+      </w:r>
+      <w:r>
+        <w:rPr>
+          <w:rFonts w:ascii="Arial" w:hAnsi="Arial" w:cs="Arial"/>
+        </w:rPr>
+        <w:t xml:space="preserve"> sesión.</w:t>
+      </w:r>
+    </w:p>
+    <w:p>
+      <w:pPr>
+        <w:ind w:left="360"/>
+        <w:rPr>
+          <w:rFonts w:ascii="Arial" w:hAnsi="Arial" w:cs="Arial"/>
+        </w:rPr>
+      </w:pPr>
+      <w:r>
+        <w:rPr>
+          <w:rFonts w:ascii="Arial" w:hAnsi="Arial" w:cs="Arial"/>
+          <w:noProof/>
+        </w:rPr>
         <w:drawing>
           <wp:inline distT="0" distB="0" distL="0" distR="0" wp14:anchorId="12BFB1A0" wp14:editId="27E1041D">
             <wp:extent cx="5400040" cy="3140710"/>
@@ -1154,17 +1824,109 @@
           <w:ilvl w:val="0"/>
           <w:numId w:val="3"/>
         </w:numPr>
-      </w:pPr>
-      <w:r>
-        <w:t>¿Qué información nos proporciona uname?</w:t>
+        <w:rPr>
+          <w:rFonts w:ascii="Arial" w:hAnsi="Arial" w:cs="Arial"/>
+        </w:rPr>
+      </w:pPr>
+      <w:r>
+        <w:rPr>
+          <w:rFonts w:ascii="Arial" w:hAnsi="Arial" w:cs="Arial"/>
+        </w:rPr>
+        <w:t xml:space="preserve">¿Qué información nos proporciona </w:t>
+      </w:r>
+      <w:proofErr w:type="spellStart"/>
+      <w:r>
+        <w:rPr>
+          <w:rFonts w:ascii="Arial" w:hAnsi="Arial" w:cs="Arial"/>
+        </w:rPr>
+        <w:t>uname</w:t>
+      </w:r>
+      <w:proofErr w:type="spellEnd"/>
+      <w:r>
+        <w:rPr>
+          <w:rFonts w:ascii="Arial" w:hAnsi="Arial" w:cs="Arial"/>
+        </w:rPr>
+        <w:t>?</w:t>
       </w:r>
     </w:p>
     <w:p>
       <w:pPr>
         <w:ind w:left="360"/>
-      </w:pPr>
-      <w:r>
-        <w:lastRenderedPageBreak/>
+        <w:rPr>
+          <w:rFonts w:ascii="Arial" w:hAnsi="Arial" w:cs="Arial"/>
+        </w:rPr>
+      </w:pPr>
+      <w:r>
+        <w:rPr>
+          <w:rFonts w:ascii="Arial" w:hAnsi="Arial" w:cs="Arial"/>
+        </w:rPr>
+        <w:t xml:space="preserve">Este comando nos ofrece </w:t>
+      </w:r>
+      <w:r>
+        <w:rPr>
+          <w:rFonts w:ascii="Arial" w:hAnsi="Arial" w:cs="Arial"/>
+        </w:rPr>
+        <w:t>información</w:t>
+      </w:r>
+      <w:r>
+        <w:rPr>
+          <w:rFonts w:ascii="Arial" w:hAnsi="Arial" w:cs="Arial"/>
+        </w:rPr>
+        <w:t xml:space="preserve"> sobre el </w:t>
+      </w:r>
+      <w:r>
+        <w:rPr>
+          <w:rFonts w:ascii="Arial" w:hAnsi="Arial" w:cs="Arial"/>
+          <w:b/>
+          <w:bCs/>
+        </w:rPr>
+        <w:t xml:space="preserve">sistema operativo </w:t>
+      </w:r>
+      <w:r>
+        <w:rPr>
+          <w:rFonts w:ascii="Arial" w:hAnsi="Arial" w:cs="Arial"/>
+        </w:rPr>
+        <w:t xml:space="preserve">y la plataforma. Puede dar el nombre, la versión del </w:t>
+      </w:r>
+      <w:proofErr w:type="spellStart"/>
+      <w:r>
+        <w:rPr>
+          <w:rFonts w:ascii="Arial" w:hAnsi="Arial" w:cs="Arial"/>
+        </w:rPr>
+        <w:t>kernel</w:t>
+      </w:r>
+      <w:proofErr w:type="spellEnd"/>
+      <w:r>
+        <w:rPr>
+          <w:rFonts w:ascii="Arial" w:hAnsi="Arial" w:cs="Arial"/>
+        </w:rPr>
+        <w:t xml:space="preserve">, la </w:t>
+      </w:r>
+      <w:r>
+        <w:rPr>
+          <w:rFonts w:ascii="Arial" w:hAnsi="Arial" w:cs="Arial"/>
+        </w:rPr>
+        <w:t>arquitectura</w:t>
+      </w:r>
+      <w:r>
+        <w:rPr>
+          <w:rFonts w:ascii="Arial" w:hAnsi="Arial" w:cs="Arial"/>
+        </w:rPr>
+        <w:t xml:space="preserve"> y el nombre el host. </w:t>
+      </w:r>
+    </w:p>
+    <w:p>
+      <w:pPr>
+        <w:ind w:left="360"/>
+        <w:rPr>
+          <w:rFonts w:ascii="Arial" w:hAnsi="Arial" w:cs="Arial"/>
+        </w:rPr>
+      </w:pPr>
+      <w:r>
+        <w:rPr>
+          <w:rFonts w:ascii="Arial" w:hAnsi="Arial" w:cs="Arial"/>
+          <w:noProof/>
+        </w:rPr>
         <w:drawing>
           <wp:inline distT="0" distB="0" distL="0" distR="0" wp14:anchorId="51E03789" wp14:editId="52044D7C">
             <wp:extent cx="5400040" cy="3140710"/>
@@ -1210,38 +1972,65 @@
           <w:numId w:val="3"/>
         </w:numPr>
         <w:rPr>
-          <w:lang w:val="es-MX"/>
-        </w:rPr>
-      </w:pPr>
-      <w:r>
-        <w:rPr>
-          <w:lang w:val="es-MX"/>
-        </w:rPr>
-        <w:t>Dentro de un directorio llamado alumnos, cree un directorio para cada alumno del salón,</w:t>
-      </w:r>
-      <w:r>
-        <w:rPr>
+          <w:rFonts w:ascii="Arial" w:hAnsi="Arial" w:cs="Arial"/>
+          <w:lang w:val="es-MX"/>
+        </w:rPr>
+      </w:pPr>
+      <w:r>
+        <w:rPr>
+          <w:rFonts w:ascii="Arial" w:hAnsi="Arial" w:cs="Arial"/>
+          <w:lang w:val="es-MX"/>
+        </w:rPr>
+        <w:lastRenderedPageBreak/>
+        <w:t xml:space="preserve">Dentro de un directorio llamado alumnos, cree un directorio para cada alumno del salón, asignándole como nombre el </w:t>
+      </w:r>
+      <w:proofErr w:type="spellStart"/>
+      <w:r>
+        <w:rPr>
+          <w:rFonts w:ascii="Arial" w:hAnsi="Arial" w:cs="Arial"/>
+          <w:lang w:val="es-MX"/>
+        </w:rPr>
+        <w:t>user</w:t>
+      </w:r>
+      <w:proofErr w:type="spellEnd"/>
+      <w:r>
+        <w:rPr>
+          <w:rFonts w:ascii="Arial" w:hAnsi="Arial" w:cs="Arial"/>
           <w:lang w:val="es-MX"/>
         </w:rPr>
         <w:t xml:space="preserve"> </w:t>
       </w:r>
-      <w:r>
-        <w:rPr>
-          <w:lang w:val="es-MX"/>
-        </w:rPr>
-        <w:t>asignándole como nombre el user name de cada persona (verifique la lista de usuarios</w:t>
-      </w:r>
-      <w:r>
-        <w:rPr>
-          <w:lang w:val="es-MX"/>
-        </w:rPr>
-        <w:t xml:space="preserve"> </w:t>
-      </w:r>
-      <w:r>
-        <w:rPr>
-          <w:lang w:val="es-MX"/>
-        </w:rPr>
-        <w:t>mediante el comando who).</w:t>
+      <w:proofErr w:type="spellStart"/>
+      <w:r>
+        <w:rPr>
+          <w:rFonts w:ascii="Arial" w:hAnsi="Arial" w:cs="Arial"/>
+          <w:lang w:val="es-MX"/>
+        </w:rPr>
+        <w:t>name</w:t>
+      </w:r>
+      <w:proofErr w:type="spellEnd"/>
+      <w:r>
+        <w:rPr>
+          <w:rFonts w:ascii="Arial" w:hAnsi="Arial" w:cs="Arial"/>
+          <w:lang w:val="es-MX"/>
+        </w:rPr>
+        <w:t xml:space="preserve"> de cada persona (verifique la lista de usuarios mediante el comando </w:t>
+      </w:r>
+      <w:proofErr w:type="spellStart"/>
+      <w:r>
+        <w:rPr>
+          <w:rFonts w:ascii="Arial" w:hAnsi="Arial" w:cs="Arial"/>
+          <w:lang w:val="es-MX"/>
+        </w:rPr>
+        <w:t>who</w:t>
+      </w:r>
+      <w:proofErr w:type="spellEnd"/>
+      <w:r>
+        <w:rPr>
+          <w:rFonts w:ascii="Arial" w:hAnsi="Arial" w:cs="Arial"/>
+          <w:lang w:val="es-MX"/>
+        </w:rPr>
+        <w:t>).</w:t>
       </w:r>
     </w:p>
     <w:p>
@@ -1252,17 +2041,20 @@
           <w:numId w:val="3"/>
         </w:numPr>
         <w:rPr>
-          <w:lang w:val="es-MX"/>
-        </w:rPr>
-      </w:pPr>
-      <w:r>
-        <w:rPr>
+          <w:rFonts w:ascii="Arial" w:hAnsi="Arial" w:cs="Arial"/>
+          <w:lang w:val="es-MX"/>
+        </w:rPr>
+      </w:pPr>
+      <w:r>
+        <w:rPr>
+          <w:rFonts w:ascii="Arial" w:hAnsi="Arial" w:cs="Arial"/>
           <w:lang w:val="es-MX"/>
         </w:rPr>
         <w:t xml:space="preserve">Creación del directorio </w:t>
       </w:r>
       <w:r>
         <w:rPr>
+          <w:rFonts w:ascii="Arial" w:hAnsi="Arial" w:cs="Arial"/>
           <w:b/>
           <w:bCs/>
           <w:lang w:val="es-MX"/>
@@ -1274,11 +2066,14 @@
       <w:pPr>
         <w:pStyle w:val="NormalWeb"/>
         <w:rPr>
-          <w:lang w:val="es-MX"/>
-        </w:rPr>
-      </w:pPr>
-      <w:r>
-        <w:rPr>
+          <w:rFonts w:ascii="Arial" w:hAnsi="Arial" w:cs="Arial"/>
+          <w:lang w:val="es-MX"/>
+        </w:rPr>
+      </w:pPr>
+      <w:r>
+        <w:rPr>
+          <w:rFonts w:ascii="Arial" w:hAnsi="Arial" w:cs="Arial"/>
+          <w:noProof/>
           <w:lang w:val="es-MX"/>
         </w:rPr>
         <w:drawing>
@@ -1320,182 +2115,791 @@
     </w:p>
     <w:p>
       <w:pPr>
+        <w:pStyle w:val="NormalWeb"/>
+        <w:numPr>
+          <w:ilvl w:val="1"/>
+          <w:numId w:val="3"/>
+        </w:numPr>
+        <w:rPr>
+          <w:rFonts w:ascii="Arial" w:hAnsi="Arial" w:cs="Arial"/>
+          <w:lang w:val="es-MX"/>
+        </w:rPr>
+      </w:pPr>
+      <w:r>
+        <w:rPr>
+          <w:rFonts w:ascii="Arial" w:hAnsi="Arial" w:cs="Arial"/>
+          <w:lang w:val="es-MX"/>
+        </w:rPr>
+        <w:t xml:space="preserve">Creación de una carpeta por </w:t>
+      </w:r>
+      <w:r>
+        <w:rPr>
+          <w:rFonts w:ascii="Arial" w:hAnsi="Arial" w:cs="Arial"/>
+          <w:lang w:val="es-MX"/>
+        </w:rPr>
+        <w:t>cada alumno</w:t>
+      </w:r>
+      <w:r>
+        <w:rPr>
+          <w:rFonts w:ascii="Arial" w:hAnsi="Arial" w:cs="Arial"/>
+          <w:lang w:val="es-MX"/>
+        </w:rPr>
+        <w:t xml:space="preserve"> por su </w:t>
+      </w:r>
+      <w:proofErr w:type="spellStart"/>
+      <w:r>
+        <w:rPr>
+          <w:rFonts w:ascii="Arial" w:hAnsi="Arial" w:cs="Arial"/>
+          <w:lang w:val="es-MX"/>
+        </w:rPr>
+        <w:t>username</w:t>
+      </w:r>
+      <w:proofErr w:type="spellEnd"/>
+      <w:r>
+        <w:rPr>
+          <w:rFonts w:ascii="Arial" w:hAnsi="Arial" w:cs="Arial"/>
+          <w:lang w:val="es-MX"/>
+        </w:rPr>
+        <w:t xml:space="preserve">: </w:t>
+      </w:r>
+    </w:p>
+    <w:p>
+      <w:pPr>
+        <w:pStyle w:val="NormalWeb"/>
+        <w:rPr>
+          <w:rFonts w:ascii="Arial" w:hAnsi="Arial" w:cs="Arial"/>
+          <w:lang w:val="es-MX"/>
+        </w:rPr>
+      </w:pPr>
+      <w:r>
+        <w:rPr>
+          <w:rFonts w:ascii="Arial" w:hAnsi="Arial" w:cs="Arial"/>
+          <w:lang w:val="es-MX"/>
+        </w:rPr>
+        <w:drawing>
+          <wp:inline distT="0" distB="0" distL="0" distR="0" wp14:anchorId="6E53190A" wp14:editId="5FFC86C8">
+            <wp:extent cx="5400040" cy="3140710"/>
+            <wp:effectExtent l="0" t="0" r="0" b="2540"/>
+            <wp:docPr id="7" name="Picture 7"/>
+            <wp:cNvGraphicFramePr>
+              <a:graphicFrameLocks xmlns:a="http://schemas.openxmlformats.org/drawingml/2006/main" noChangeAspect="1"/>
+            </wp:cNvGraphicFramePr>
+            <a:graphic xmlns:a="http://schemas.openxmlformats.org/drawingml/2006/main">
+              <a:graphicData uri="http://schemas.openxmlformats.org/drawingml/2006/picture">
+                <pic:pic xmlns:pic="http://schemas.openxmlformats.org/drawingml/2006/picture">
+                  <pic:nvPicPr>
+                    <pic:cNvPr id="1" name=""/>
+                    <pic:cNvPicPr/>
+                  </pic:nvPicPr>
+                  <pic:blipFill>
+                    <a:blip r:embed="rId22"/>
+                    <a:stretch>
+                      <a:fillRect/>
+                    </a:stretch>
+                  </pic:blipFill>
+                  <pic:spPr>
+                    <a:xfrm>
+                      <a:off x="0" y="0"/>
+                      <a:ext cx="5400040" cy="3140710"/>
+                    </a:xfrm>
+                    <a:prstGeom prst="rect">
+                      <a:avLst/>
+                    </a:prstGeom>
+                  </pic:spPr>
+                </pic:pic>
+              </a:graphicData>
+            </a:graphic>
+          </wp:inline>
+        </w:drawing>
+      </w:r>
+    </w:p>
+    <w:p>
+      <w:pPr>
+        <w:pStyle w:val="NormalWeb"/>
+        <w:rPr>
+          <w:rFonts w:ascii="Arial" w:hAnsi="Arial" w:cs="Arial"/>
+          <w:lang w:val="es-MX"/>
+        </w:rPr>
+      </w:pPr>
+    </w:p>
+    <w:p>
+      <w:pPr>
+        <w:pStyle w:val="NormalWeb"/>
+        <w:rPr>
+          <w:rFonts w:ascii="Arial" w:hAnsi="Arial" w:cs="Arial"/>
+          <w:lang w:val="es-MX"/>
+        </w:rPr>
+      </w:pPr>
+    </w:p>
+    <w:p>
+      <w:pPr>
+        <w:pStyle w:val="NormalWeb"/>
+        <w:numPr>
+          <w:ilvl w:val="0"/>
+          <w:numId w:val="3"/>
+        </w:numPr>
+        <w:rPr>
+          <w:rFonts w:ascii="Arial" w:hAnsi="Arial" w:cs="Arial"/>
+          <w:lang w:val="es-MX"/>
+        </w:rPr>
+      </w:pPr>
+      <w:r>
+        <w:rPr>
+          <w:rFonts w:ascii="Arial" w:hAnsi="Arial" w:cs="Arial"/>
+          <w:lang w:val="es-MX"/>
+        </w:rPr>
+        <w:lastRenderedPageBreak/>
+        <w:t xml:space="preserve">Renombre todos los directorios del directorio alumnos con los </w:t>
+      </w:r>
+      <w:r>
+        <w:rPr>
+          <w:rFonts w:ascii="Arial" w:hAnsi="Arial" w:cs="Arial"/>
+          <w:lang w:val="es-MX"/>
+        </w:rPr>
+        <w:t>nombres reales</w:t>
+      </w:r>
+      <w:r>
+        <w:rPr>
+          <w:rFonts w:ascii="Arial" w:hAnsi="Arial" w:cs="Arial"/>
+          <w:lang w:val="es-MX"/>
+        </w:rPr>
+        <w:t xml:space="preserve"> de sus</w:t>
+      </w:r>
+      <w:r>
+        <w:rPr>
+          <w:rFonts w:ascii="Arial" w:hAnsi="Arial" w:cs="Arial"/>
+          <w:lang w:val="es-MX"/>
+        </w:rPr>
+        <w:t xml:space="preserve"> </w:t>
+      </w:r>
+      <w:r>
+        <w:rPr>
+          <w:rFonts w:ascii="Arial" w:hAnsi="Arial" w:cs="Arial"/>
+          <w:lang w:val="es-MX"/>
+        </w:rPr>
+        <w:t>compañeros.</w:t>
+      </w:r>
+    </w:p>
+    <w:p>
+      <w:pPr>
+        <w:rPr>
+          <w:rFonts w:ascii="Arial" w:hAnsi="Arial" w:cs="Arial"/>
+        </w:rPr>
+      </w:pPr>
+      <w:r>
+        <w:rPr>
+          <w:rFonts w:ascii="Arial" w:hAnsi="Arial" w:cs="Arial"/>
+        </w:rPr>
+        <w:drawing>
+          <wp:inline distT="0" distB="0" distL="0" distR="0" wp14:anchorId="20366A64" wp14:editId="75F23280">
+            <wp:extent cx="5400040" cy="3140710"/>
+            <wp:effectExtent l="0" t="0" r="0" b="2540"/>
+            <wp:docPr id="10" name="Picture 10"/>
+            <wp:cNvGraphicFramePr>
+              <a:graphicFrameLocks xmlns:a="http://schemas.openxmlformats.org/drawingml/2006/main" noChangeAspect="1"/>
+            </wp:cNvGraphicFramePr>
+            <a:graphic xmlns:a="http://schemas.openxmlformats.org/drawingml/2006/main">
+              <a:graphicData uri="http://schemas.openxmlformats.org/drawingml/2006/picture">
+                <pic:pic xmlns:pic="http://schemas.openxmlformats.org/drawingml/2006/picture">
+                  <pic:nvPicPr>
+                    <pic:cNvPr id="1" name=""/>
+                    <pic:cNvPicPr/>
+                  </pic:nvPicPr>
+                  <pic:blipFill>
+                    <a:blip r:embed="rId23"/>
+                    <a:stretch>
+                      <a:fillRect/>
+                    </a:stretch>
+                  </pic:blipFill>
+                  <pic:spPr>
+                    <a:xfrm>
+                      <a:off x="0" y="0"/>
+                      <a:ext cx="5400040" cy="3140710"/>
+                    </a:xfrm>
+                    <a:prstGeom prst="rect">
+                      <a:avLst/>
+                    </a:prstGeom>
+                  </pic:spPr>
+                </pic:pic>
+              </a:graphicData>
+            </a:graphic>
+          </wp:inline>
+        </w:drawing>
+      </w:r>
+    </w:p>
+    <w:p>
+      <w:pPr>
+        <w:pStyle w:val="NormalWeb"/>
+        <w:numPr>
+          <w:ilvl w:val="0"/>
+          <w:numId w:val="3"/>
+        </w:numPr>
+        <w:rPr>
+          <w:rFonts w:ascii="Arial" w:hAnsi="Arial" w:cs="Arial"/>
+          <w:lang w:val="es-MX"/>
+        </w:rPr>
+      </w:pPr>
+      <w:r>
+        <w:rPr>
+          <w:rFonts w:ascii="Arial" w:hAnsi="Arial" w:cs="Arial"/>
+          <w:lang w:val="es-MX"/>
+        </w:rPr>
+        <w:t xml:space="preserve">Liste los directorios en forma alfabética. </w:t>
+      </w:r>
+      <w:r>
+        <w:rPr>
+          <w:rFonts w:ascii="Arial" w:hAnsi="Arial" w:cs="Arial"/>
+          <w:lang w:val="es-MX"/>
+        </w:rPr>
+        <w:t>¿Quién es el dueño de los directorios creados?</w:t>
+      </w:r>
+      <w:r>
+        <w:rPr>
+          <w:rFonts w:ascii="Arial" w:hAnsi="Arial" w:cs="Arial"/>
+          <w:lang w:val="es-MX"/>
+        </w:rPr>
+        <w:t>, ¿</w:t>
+      </w:r>
+      <w:proofErr w:type="spellStart"/>
+      <w:r>
+        <w:rPr>
+          <w:rFonts w:ascii="Arial" w:hAnsi="Arial" w:cs="Arial"/>
+          <w:lang w:val="es-MX"/>
+        </w:rPr>
+        <w:t>Cúal</w:t>
+      </w:r>
+      <w:proofErr w:type="spellEnd"/>
+      <w:r>
+        <w:rPr>
+          <w:rFonts w:ascii="Arial" w:hAnsi="Arial" w:cs="Arial"/>
+          <w:lang w:val="es-MX"/>
+        </w:rPr>
+        <w:t xml:space="preserve"> es la fecha de creación?</w:t>
+      </w:r>
+    </w:p>
+    <w:p>
+      <w:pPr>
+        <w:pStyle w:val="NormalWeb"/>
+        <w:ind w:left="360"/>
+        <w:rPr>
+          <w:rFonts w:ascii="Arial" w:hAnsi="Arial" w:cs="Arial"/>
+          <w:lang w:val="es-MX"/>
+        </w:rPr>
+      </w:pPr>
+      <w:r>
+        <w:rPr>
+          <w:rFonts w:ascii="Arial" w:hAnsi="Arial" w:cs="Arial"/>
+          <w:lang w:val="es-MX"/>
+        </w:rPr>
+        <w:t xml:space="preserve">En este caso yo soy el dueño de los directorios todos fueron creados el 8 de septiembre, </w:t>
+      </w:r>
+      <w:proofErr w:type="spellStart"/>
+      <w:r>
+        <w:rPr>
+          <w:rFonts w:ascii="Arial" w:hAnsi="Arial" w:cs="Arial"/>
+          <w:lang w:val="es-MX"/>
+        </w:rPr>
+        <w:t>auque</w:t>
+      </w:r>
+      <w:proofErr w:type="spellEnd"/>
+      <w:r>
+        <w:rPr>
+          <w:rFonts w:ascii="Arial" w:hAnsi="Arial" w:cs="Arial"/>
+          <w:lang w:val="es-MX"/>
+        </w:rPr>
+        <w:t xml:space="preserve"> la hora esta mal</w:t>
+      </w:r>
+      <w:r>
+        <w:rPr>
+          <w:rFonts w:ascii="Arial" w:hAnsi="Arial" w:cs="Arial"/>
+          <w:lang w:val="es-MX"/>
+        </w:rPr>
+        <w:t xml:space="preserve"> pero la fecha es la correcta.</w:t>
+      </w:r>
+    </w:p>
+    <w:p>
+      <w:pPr>
+        <w:rPr>
+          <w:rFonts w:ascii="Arial" w:hAnsi="Arial" w:cs="Arial"/>
+        </w:rPr>
+      </w:pPr>
+      <w:r>
+        <w:rPr>
+          <w:rFonts w:ascii="Arial" w:hAnsi="Arial" w:cs="Arial"/>
+        </w:rPr>
+        <w:drawing>
+          <wp:inline distT="0" distB="0" distL="0" distR="0" wp14:anchorId="02F9BF61" wp14:editId="611CBFE8">
+            <wp:extent cx="5400040" cy="3140710"/>
+            <wp:effectExtent l="0" t="0" r="0" b="2540"/>
+            <wp:docPr id="19" name="Picture 19"/>
+            <wp:cNvGraphicFramePr>
+              <a:graphicFrameLocks xmlns:a="http://schemas.openxmlformats.org/drawingml/2006/main" noChangeAspect="1"/>
+            </wp:cNvGraphicFramePr>
+            <a:graphic xmlns:a="http://schemas.openxmlformats.org/drawingml/2006/main">
+              <a:graphicData uri="http://schemas.openxmlformats.org/drawingml/2006/picture">
+                <pic:pic xmlns:pic="http://schemas.openxmlformats.org/drawingml/2006/picture">
+                  <pic:nvPicPr>
+                    <pic:cNvPr id="1" name=""/>
+                    <pic:cNvPicPr/>
+                  </pic:nvPicPr>
+                  <pic:blipFill>
+                    <a:blip r:embed="rId24"/>
+                    <a:stretch>
+                      <a:fillRect/>
+                    </a:stretch>
+                  </pic:blipFill>
+                  <pic:spPr>
+                    <a:xfrm>
+                      <a:off x="0" y="0"/>
+                      <a:ext cx="5400040" cy="3140710"/>
+                    </a:xfrm>
+                    <a:prstGeom prst="rect">
+                      <a:avLst/>
+                    </a:prstGeom>
+                  </pic:spPr>
+                </pic:pic>
+              </a:graphicData>
+            </a:graphic>
+          </wp:inline>
+        </w:drawing>
+      </w:r>
+    </w:p>
+    <w:p>
+      <w:pPr>
+        <w:rPr>
+          <w:rFonts w:ascii="Arial" w:hAnsi="Arial" w:cs="Arial"/>
+        </w:rPr>
+      </w:pPr>
+    </w:p>
+    <w:p>
+      <w:pPr>
+        <w:rPr>
+          <w:rFonts w:ascii="Arial" w:hAnsi="Arial" w:cs="Arial"/>
+        </w:rPr>
+      </w:pPr>
+    </w:p>
+    <w:p>
+      <w:pPr>
         <w:pStyle w:val="ListParagraph"/>
         <w:numPr>
           <w:ilvl w:val="0"/>
           <w:numId w:val="3"/>
         </w:numPr>
-      </w:pPr>
+        <w:rPr>
+          <w:rFonts w:ascii="Arial" w:hAnsi="Arial" w:cs="Arial"/>
+        </w:rPr>
+      </w:pPr>
+      <w:r>
+        <w:rPr>
+          <w:rFonts w:ascii="Arial" w:hAnsi="Arial" w:cs="Arial"/>
+        </w:rPr>
+        <w:lastRenderedPageBreak/>
+        <w:t xml:space="preserve">Borre en un solo paso la estructura anterior. </w:t>
+      </w:r>
+      <w:proofErr w:type="spellStart"/>
+      <w:r>
+        <w:rPr>
+          <w:rFonts w:ascii="Arial" w:hAnsi="Arial" w:cs="Arial"/>
+        </w:rPr>
+        <w:t>Auxiliese</w:t>
+      </w:r>
+      <w:proofErr w:type="spellEnd"/>
+      <w:r>
+        <w:rPr>
+          <w:rFonts w:ascii="Arial" w:hAnsi="Arial" w:cs="Arial"/>
+        </w:rPr>
+        <w:t xml:space="preserve"> del manual de ayuda.</w:t>
+      </w:r>
+    </w:p>
+    <w:p>
+      <w:pPr>
+        <w:ind w:left="360"/>
+        <w:rPr>
+          <w:rFonts w:ascii="Arial" w:hAnsi="Arial" w:cs="Arial"/>
+        </w:rPr>
+      </w:pPr>
+      <w:r>
+        <w:rPr>
+          <w:rFonts w:ascii="Arial" w:hAnsi="Arial" w:cs="Arial"/>
+        </w:rPr>
+        <w:drawing>
+          <wp:inline distT="0" distB="0" distL="0" distR="0" wp14:anchorId="7F8C0B72" wp14:editId="4C46694E">
+            <wp:extent cx="5400040" cy="3140710"/>
+            <wp:effectExtent l="0" t="0" r="0" b="2540"/>
+            <wp:docPr id="20" name="Picture 20"/>
+            <wp:cNvGraphicFramePr>
+              <a:graphicFrameLocks xmlns:a="http://schemas.openxmlformats.org/drawingml/2006/main" noChangeAspect="1"/>
+            </wp:cNvGraphicFramePr>
+            <a:graphic xmlns:a="http://schemas.openxmlformats.org/drawingml/2006/main">
+              <a:graphicData uri="http://schemas.openxmlformats.org/drawingml/2006/picture">
+                <pic:pic xmlns:pic="http://schemas.openxmlformats.org/drawingml/2006/picture">
+                  <pic:nvPicPr>
+                    <pic:cNvPr id="1" name=""/>
+                    <pic:cNvPicPr/>
+                  </pic:nvPicPr>
+                  <pic:blipFill>
+                    <a:blip r:embed="rId25"/>
+                    <a:stretch>
+                      <a:fillRect/>
+                    </a:stretch>
+                  </pic:blipFill>
+                  <pic:spPr>
+                    <a:xfrm>
+                      <a:off x="0" y="0"/>
+                      <a:ext cx="5400040" cy="3140710"/>
+                    </a:xfrm>
+                    <a:prstGeom prst="rect">
+                      <a:avLst/>
+                    </a:prstGeom>
+                  </pic:spPr>
+                </pic:pic>
+              </a:graphicData>
+            </a:graphic>
+          </wp:inline>
+        </w:drawing>
+      </w:r>
+    </w:p>
+    <w:p>
+      <w:pPr>
+        <w:rPr>
+          <w:rFonts w:ascii="Arial" w:hAnsi="Arial" w:cs="Arial"/>
+        </w:rPr>
+      </w:pPr>
+    </w:p>
+    <w:p>
+      <w:pPr>
+        <w:rPr>
+          <w:rFonts w:ascii="Arial" w:hAnsi="Arial" w:cs="Arial"/>
+        </w:rPr>
+      </w:pPr>
+      <w:r>
+        <w:rPr>
+          <w:rFonts w:ascii="Arial" w:hAnsi="Arial" w:cs="Arial"/>
+        </w:rPr>
+        <w:t xml:space="preserve">Conclusiones: </w:t>
+      </w:r>
+    </w:p>
+    <w:p>
+      <w:pPr>
+        <w:rPr>
+          <w:rFonts w:ascii="Arial" w:hAnsi="Arial" w:cs="Arial"/>
+        </w:rPr>
+      </w:pPr>
+      <w:r>
+        <w:rPr>
+          <w:rFonts w:ascii="Arial" w:hAnsi="Arial" w:cs="Arial"/>
+        </w:rPr>
+        <w:t xml:space="preserve">Durante la practica aprendí </w:t>
+      </w:r>
+      <w:r>
+        <w:rPr>
+          <w:rFonts w:ascii="Arial" w:hAnsi="Arial" w:cs="Arial"/>
+        </w:rPr>
+        <w:t>comandos básicos</w:t>
+      </w:r>
+      <w:r>
+        <w:rPr>
+          <w:rFonts w:ascii="Arial" w:hAnsi="Arial" w:cs="Arial"/>
+        </w:rPr>
+        <w:t xml:space="preserve"> en el sistema UNIX, los cuales son </w:t>
+      </w:r>
+      <w:r>
+        <w:rPr>
+          <w:rFonts w:ascii="Arial" w:hAnsi="Arial" w:cs="Arial"/>
+        </w:rPr>
+        <w:t>escánciales</w:t>
+      </w:r>
+      <w:r>
+        <w:rPr>
+          <w:rFonts w:ascii="Arial" w:hAnsi="Arial" w:cs="Arial"/>
+        </w:rPr>
+        <w:t xml:space="preserve"> conocer y saber utilizar para cualquier </w:t>
+      </w:r>
+      <w:r>
+        <w:rPr>
+          <w:rFonts w:ascii="Arial" w:hAnsi="Arial" w:cs="Arial"/>
+        </w:rPr>
+        <w:t>personas</w:t>
+      </w:r>
+      <w:r>
+        <w:rPr>
+          <w:rFonts w:ascii="Arial" w:hAnsi="Arial" w:cs="Arial"/>
+        </w:rPr>
+        <w:t xml:space="preserve"> que se dedique al área de la computación, porque Linux es la base que sostiene los servidores y es esencial conocerlo, tal vez no al detalle pero saber manejarse por la </w:t>
+      </w:r>
+      <w:r>
+        <w:rPr>
+          <w:rFonts w:ascii="Arial" w:hAnsi="Arial" w:cs="Arial"/>
+        </w:rPr>
+        <w:t>línea</w:t>
+      </w:r>
+      <w:r>
+        <w:rPr>
+          <w:rFonts w:ascii="Arial" w:hAnsi="Arial" w:cs="Arial"/>
+        </w:rPr>
+        <w:t xml:space="preserve"> de comandos ya que muchos no tienen entorno </w:t>
+      </w:r>
+      <w:r>
+        <w:rPr>
+          <w:rFonts w:ascii="Arial" w:hAnsi="Arial" w:cs="Arial"/>
+        </w:rPr>
+        <w:t>gráfico</w:t>
+      </w:r>
+      <w:r>
+        <w:rPr>
+          <w:rFonts w:ascii="Arial" w:hAnsi="Arial" w:cs="Arial"/>
+        </w:rPr>
+        <w:t xml:space="preserve">, porque no es necesario para un servidor y poder crear carpetas y moverse entre los </w:t>
+      </w:r>
+      <w:r>
+        <w:rPr>
+          <w:rFonts w:ascii="Arial" w:hAnsi="Arial" w:cs="Arial"/>
+        </w:rPr>
+        <w:t>directorios</w:t>
+      </w:r>
+      <w:r>
+        <w:rPr>
+          <w:rFonts w:ascii="Arial" w:hAnsi="Arial" w:cs="Arial"/>
+        </w:rPr>
+        <w:t xml:space="preserve"> es muy importante y poder hacerlo. </w:t>
+      </w:r>
+    </w:p>
+    <w:p>
+      <w:pPr>
+        <w:rPr>
+          <w:rFonts w:ascii="Arial" w:hAnsi="Arial" w:cs="Arial"/>
+        </w:rPr>
+      </w:pPr>
+      <w:r>
+        <w:rPr>
+          <w:rFonts w:ascii="Arial" w:hAnsi="Arial" w:cs="Arial"/>
+        </w:rPr>
+        <w:t xml:space="preserve">Referencias: </w:t>
+      </w:r>
     </w:p>
     <w:p>
       <w:pPr>
         <w:pStyle w:val="ListParagraph"/>
         <w:numPr>
           <w:ilvl w:val="0"/>
-          <w:numId w:val="3"/>
+          <w:numId w:val="5"/>
         </w:numPr>
-      </w:pPr>
-      <w:r>
-        <w:t>D</w:t>
-      </w:r>
+        <w:rPr>
+          <w:rFonts w:ascii="Arial" w:hAnsi="Arial" w:cs="Arial"/>
+          <w:lang w:val="en-US"/>
+        </w:rPr>
+      </w:pPr>
+      <w:proofErr w:type="spellStart"/>
+      <w:r>
+        <w:rPr>
+          <w:rFonts w:ascii="Arial" w:hAnsi="Arial" w:cs="Arial"/>
+          <w:lang w:val="en-US"/>
+        </w:rPr>
+        <w:t>Xelu</w:t>
+      </w:r>
+      <w:proofErr w:type="spellEnd"/>
+      <w:r>
+        <w:rPr>
+          <w:rFonts w:ascii="Arial" w:hAnsi="Arial" w:cs="Arial"/>
+          <w:lang w:val="en-US"/>
+        </w:rPr>
+        <w:t xml:space="preserve">. (s. f.). </w:t>
+      </w:r>
+      <w:proofErr w:type="spellStart"/>
+      <w:r>
+        <w:rPr>
+          <w:rFonts w:ascii="Arial" w:hAnsi="Arial" w:cs="Arial"/>
+          <w:i/>
+          <w:iCs/>
+          <w:lang w:val="en-US"/>
+        </w:rPr>
+        <w:t>whoami</w:t>
+      </w:r>
+      <w:proofErr w:type="spellEnd"/>
+      <w:r>
+        <w:rPr>
+          <w:rFonts w:ascii="Arial" w:hAnsi="Arial" w:cs="Arial"/>
+          <w:lang w:val="en-US"/>
+        </w:rPr>
+        <w:t>. Microsoft Learn. https://learn.microsoft.com/es-es/windows-server/administration/windows-commands/whoami</w:t>
+      </w:r>
+    </w:p>
+    <w:p>
+      <w:pPr>
+        <w:pStyle w:val="ListParagraph"/>
+        <w:rPr>
+          <w:rFonts w:ascii="Arial" w:hAnsi="Arial" w:cs="Arial"/>
+          <w:lang w:val="en-US"/>
+        </w:rPr>
+      </w:pPr>
     </w:p>
     <w:p>
       <w:pPr>
         <w:pStyle w:val="ListParagraph"/>
         <w:numPr>
           <w:ilvl w:val="0"/>
-          <w:numId w:val="3"/>
+          <w:numId w:val="5"/>
         </w:numPr>
-      </w:pPr>
-      <w:r>
-        <w:t>Sd</w:t>
-      </w:r>
+        <w:rPr>
+          <w:rFonts w:ascii="Arial" w:hAnsi="Arial" w:cs="Arial"/>
+        </w:rPr>
+      </w:pPr>
+      <w:r>
+        <w:rPr>
+          <w:rFonts w:ascii="Arial" w:hAnsi="Arial" w:cs="Arial"/>
+          <w:i/>
+          <w:iCs/>
+        </w:rPr>
+        <w:t>El sistema de archivos de UNIX</w:t>
+      </w:r>
+      <w:r>
+        <w:rPr>
+          <w:rFonts w:ascii="Arial" w:hAnsi="Arial" w:cs="Arial"/>
+        </w:rPr>
+        <w:t xml:space="preserve">. (s. f.). </w:t>
+      </w:r>
+      <w:hyperlink r:id="rId26" w:history="1">
+        <w:r>
+          <w:rPr>
+            <w:rStyle w:val="Hyperlink"/>
+            <w:rFonts w:ascii="Arial" w:hAnsi="Arial" w:cs="Arial"/>
+          </w:rPr>
+          <w:t>https://w3.ual.es/~jjfdez/SOA/pract2.html</w:t>
+        </w:r>
+      </w:hyperlink>
+    </w:p>
+    <w:p>
+      <w:pPr>
+        <w:rPr>
+          <w:rFonts w:ascii="Arial" w:hAnsi="Arial" w:cs="Arial"/>
+        </w:rPr>
+      </w:pPr>
     </w:p>
     <w:p>
       <w:pPr>
         <w:pStyle w:val="ListParagraph"/>
         <w:numPr>
           <w:ilvl w:val="0"/>
-          <w:numId w:val="3"/>
+          <w:numId w:val="5"/>
         </w:numPr>
-      </w:pPr>
-      <w:r>
-        <w:t>S</w:t>
-      </w:r>
-    </w:p>
-    <w:p>
-      <w:pPr>
-        <w:pStyle w:val="ListParagraph"/>
-        <w:numPr>
-          <w:ilvl w:val="0"/>
-          <w:numId w:val="3"/>
-        </w:numPr>
-      </w:pPr>
-      <w:r>
-        <w:t>D</w:t>
-      </w:r>
-    </w:p>
-    <w:p>
-      <w:pPr>
-        <w:pStyle w:val="ListParagraph"/>
-        <w:numPr>
-          <w:ilvl w:val="0"/>
-          <w:numId w:val="3"/>
-        </w:numPr>
-      </w:pPr>
-      <w:r>
-        <w:t>Sd</w:t>
-      </w:r>
-    </w:p>
-    <w:p>
-      <w:pPr>
-        <w:pStyle w:val="ListParagraph"/>
-        <w:numPr>
-          <w:ilvl w:val="0"/>
-          <w:numId w:val="3"/>
-        </w:numPr>
-      </w:pPr>
-      <w:r>
-        <w:lastRenderedPageBreak/>
-        <w:t>S</w:t>
-      </w:r>
-    </w:p>
-    <w:p>
-      <w:pPr>
-        <w:pStyle w:val="ListParagraph"/>
-        <w:numPr>
-          <w:ilvl w:val="0"/>
-          <w:numId w:val="3"/>
-        </w:numPr>
-      </w:pPr>
-      <w:r>
-        <w:t>D</w:t>
-      </w:r>
-    </w:p>
-    <w:p>
-      <w:pPr>
-        <w:pStyle w:val="ListParagraph"/>
-        <w:numPr>
-          <w:ilvl w:val="0"/>
-          <w:numId w:val="3"/>
-        </w:numPr>
-      </w:pPr>
-      <w:r>
-        <w:t>Sd</w:t>
-      </w:r>
-    </w:p>
-    <w:p>
-      <w:pPr>
-        <w:pStyle w:val="ListParagraph"/>
-        <w:numPr>
-          <w:ilvl w:val="0"/>
-          <w:numId w:val="3"/>
-        </w:numPr>
-      </w:pPr>
-      <w:r>
-        <w:t>S</w:t>
-      </w:r>
-    </w:p>
-    <w:p>
-      <w:pPr>
-        <w:pStyle w:val="ListParagraph"/>
-        <w:numPr>
-          <w:ilvl w:val="0"/>
-          <w:numId w:val="3"/>
-        </w:numPr>
-      </w:pPr>
-      <w:r>
-        <w:t>D</w:t>
-      </w:r>
-    </w:p>
-    <w:p>
-      <w:pPr>
-        <w:pStyle w:val="ListParagraph"/>
-        <w:numPr>
-          <w:ilvl w:val="0"/>
-          <w:numId w:val="3"/>
-        </w:numPr>
-      </w:pPr>
-      <w:r>
-        <w:t>S</w:t>
-      </w:r>
-    </w:p>
-    <w:p>
-      <w:pPr>
-        <w:pStyle w:val="ListParagraph"/>
-        <w:numPr>
-          <w:ilvl w:val="0"/>
-          <w:numId w:val="3"/>
-        </w:numPr>
-      </w:pPr>
-      <w:r>
-        <w:t>D</w:t>
-      </w:r>
-    </w:p>
-    <w:p>
-      <w:pPr>
-        <w:pStyle w:val="ListParagraph"/>
-        <w:numPr>
-          <w:ilvl w:val="0"/>
-          <w:numId w:val="3"/>
-        </w:numPr>
-      </w:pPr>
-      <w:r>
-        <w:t>Sd</w:t>
-      </w:r>
-    </w:p>
-    <w:p>
-      <w:pPr>
-        <w:pStyle w:val="ListParagraph"/>
-        <w:numPr>
-          <w:ilvl w:val="0"/>
-          <w:numId w:val="3"/>
-        </w:numPr>
+        <w:rPr>
+          <w:rFonts w:ascii="Arial" w:hAnsi="Arial" w:cs="Arial"/>
+          <w:lang w:val="en-US"/>
+        </w:rPr>
+      </w:pPr>
+      <w:proofErr w:type="spellStart"/>
+      <w:r>
+        <w:rPr>
+          <w:rFonts w:ascii="Arial" w:hAnsi="Arial" w:cs="Arial"/>
+          <w:lang w:val="en-US"/>
+        </w:rPr>
+        <w:t>Zivanov</w:t>
+      </w:r>
+      <w:proofErr w:type="spellEnd"/>
+      <w:r>
+        <w:rPr>
+          <w:rFonts w:ascii="Arial" w:hAnsi="Arial" w:cs="Arial"/>
+          <w:lang w:val="en-US"/>
+        </w:rPr>
+        <w:t xml:space="preserve">, S. (2025, 5 </w:t>
+      </w:r>
+      <w:proofErr w:type="spellStart"/>
+      <w:r>
+        <w:rPr>
+          <w:rFonts w:ascii="Arial" w:hAnsi="Arial" w:cs="Arial"/>
+          <w:lang w:val="en-US"/>
+        </w:rPr>
+        <w:t>agosto</w:t>
+      </w:r>
+      <w:proofErr w:type="spellEnd"/>
+      <w:r>
+        <w:rPr>
+          <w:rFonts w:ascii="Arial" w:hAnsi="Arial" w:cs="Arial"/>
+          <w:lang w:val="en-US"/>
+        </w:rPr>
+        <w:t xml:space="preserve">). </w:t>
+      </w:r>
+      <w:proofErr w:type="spellStart"/>
+      <w:r>
+        <w:rPr>
+          <w:rFonts w:ascii="Arial" w:hAnsi="Arial" w:cs="Arial"/>
+          <w:i/>
+          <w:iCs/>
+          <w:lang w:val="en-US"/>
+        </w:rPr>
+        <w:t>uname</w:t>
+      </w:r>
+      <w:proofErr w:type="spellEnd"/>
+      <w:r>
+        <w:rPr>
+          <w:rFonts w:ascii="Arial" w:hAnsi="Arial" w:cs="Arial"/>
+          <w:i/>
+          <w:iCs/>
+          <w:lang w:val="en-US"/>
+        </w:rPr>
+        <w:t xml:space="preserve"> Linux Command with Examples</w:t>
+      </w:r>
+      <w:r>
+        <w:rPr>
+          <w:rFonts w:ascii="Arial" w:hAnsi="Arial" w:cs="Arial"/>
+          <w:lang w:val="en-US"/>
+        </w:rPr>
+        <w:t xml:space="preserve">. Knowledge Base By </w:t>
+      </w:r>
+      <w:proofErr w:type="spellStart"/>
+      <w:r>
+        <w:rPr>
+          <w:rFonts w:ascii="Arial" w:hAnsi="Arial" w:cs="Arial"/>
+          <w:lang w:val="en-US"/>
+        </w:rPr>
+        <w:t>phoenixNAP</w:t>
+      </w:r>
+      <w:proofErr w:type="spellEnd"/>
+      <w:r>
+        <w:rPr>
+          <w:rFonts w:ascii="Arial" w:hAnsi="Arial" w:cs="Arial"/>
+          <w:lang w:val="en-US"/>
+        </w:rPr>
+        <w:t xml:space="preserve">. </w:t>
+      </w:r>
+      <w:hyperlink r:id="rId27" w:history="1">
+        <w:r>
+          <w:rPr>
+            <w:rStyle w:val="Hyperlink"/>
+            <w:rFonts w:ascii="Arial" w:hAnsi="Arial" w:cs="Arial"/>
+            <w:lang w:val="en-US"/>
+          </w:rPr>
+          <w:t>https://phoenixnap-com.translate.goog/kb/uname-linux?_x_tr_sl=en&amp;_x_tr_tl=es&amp;_x_tr_hl=es&amp;_x_tr_pto=tc</w:t>
+        </w:r>
+      </w:hyperlink>
+    </w:p>
+    <w:p>
+      <w:pPr>
+        <w:rPr>
+          <w:rFonts w:ascii="Arial" w:hAnsi="Arial" w:cs="Arial"/>
+          <w:lang w:val="en-US"/>
+        </w:rPr>
+      </w:pPr>
+    </w:p>
+    <w:p>
+      <w:pPr>
+        <w:rPr>
+          <w:rFonts w:ascii="Arial" w:hAnsi="Arial" w:cs="Arial"/>
+          <w:lang w:val="en-US"/>
+        </w:rPr>
+      </w:pPr>
+    </w:p>
+    <w:p>
+      <w:pPr>
+        <w:rPr>
+          <w:rFonts w:ascii="Arial" w:hAnsi="Arial" w:cs="Arial"/>
+          <w:lang w:val="en-US"/>
+        </w:rPr>
       </w:pPr>
     </w:p>
     <w:sectPr>
-      <w:headerReference w:type="default" r:id="rId22"/>
-      <w:footerReference w:type="default" r:id="rId23"/>
+      <w:headerReference w:type="default" r:id="rId28"/>
+      <w:footerReference w:type="default" r:id="rId29"/>
       <w:pgSz w:w="11906" w:h="16838"/>
       <w:pgMar w:top="1417" w:right="1701" w:bottom="1417" w:left="1701" w:header="708" w:footer="708" w:gutter="0"/>
       <w:cols w:space="708"/>
@@ -1680,9 +3084,213 @@
 <file path=word/numbering.xml><?xml version="1.0" encoding="utf-8"?>
 <w:numbering xmlns:wpc="http://schemas.microsoft.com/office/word/2010/wordprocessingCanvas" xmlns:cx="http://schemas.microsoft.com/office/drawing/2014/chartex" xmlns:cx1="http://schemas.microsoft.com/office/drawing/2015/9/8/chartex" xmlns:cx2="http://schemas.microsoft.com/office/drawing/2015/10/21/chartex" xmlns:cx3="http://schemas.microsoft.com/office/drawing/2016/5/9/chartex" xmlns:cx4="http://schemas.microsoft.com/office/drawing/2016/5/10/chartex" xmlns:cx5="http://schemas.microsoft.com/office/drawing/2016/5/11/chartex" xmlns:cx6="http://schemas.microsoft.com/office/drawing/2016/5/12/chartex" xmlns:cx7="http://schemas.microsoft.com/office/drawing/2016/5/13/chartex" xmlns:cx8="http://schemas.microsoft.com/office/drawing/2016/5/14/chartex" xmlns:mc="http://schemas.openxmlformats.org/markup-compatibility/2006" xmlns:aink="http://schemas.microsoft.com/office/drawing/2016/ink" xmlns:am3d="http://schemas.microsoft.com/office/drawing/2017/model3d" xmlns:o="urn:schemas-microsoft-com:office:office" xmlns:oel="http://schemas.microsoft.com/office/2019/extlst" xmlns:r="http://schemas.openxmlformats.org/officeDocument/2006/relationships" xmlns:m="http://schemas.openxmlformats.org/officeDocument/2006/math" xmlns:v="urn:schemas-microsoft-com:vml" xmlns:wp14="http://schemas.microsoft.com/office/word/2010/wordprocessingDrawing" xmlns:wp="http://schemas.openxmlformats.org/drawingml/2006/wordprocessingDrawing" xmlns:w10="urn:schemas-microsoft-com:office:word" xmlns:w="http://schemas.openxmlformats.org/wordprocessingml/2006/main" xmlns:w14="http://schemas.microsoft.com/office/word/2010/wordml" xmlns:w15="http://schemas.microsoft.com/office/word/2012/wordml" xmlns:w16cex="http://schemas.microsoft.com/office/word/2018/wordml/cex" xmlns:w16cid="http://schemas.microsoft.com/office/word/2016/wordml/cid" xmlns:w16="http://schemas.microsoft.com/office/word/2018/wordml" xmlns:w16sdtdh="http://schemas.microsoft.com/office/word/2020/wordml/sdtdatahash" xmlns:w16se="http://schemas.microsoft.com/office/word/2015/wordml/symex" xmlns:wpg="http://schemas.microsoft.com/office/word/2010/wordprocessingGroup" xmlns:wpi="http://schemas.microsoft.com/office/word/2010/wordprocessingInk" xmlns:wne="http://schemas.microsoft.com/office/word/2006/wordml" xmlns:wps="http://schemas.microsoft.com/office/word/2010/wordprocessingShape" mc:Ignorable="w14 w15 w16se w16cid w16 w16cex w16sdtdh wp14">
   <w:abstractNum w:abstractNumId="0" w15:restartNumberingAfterBreak="0">
+    <w:nsid w:val="0A4532F6"/>
+    <w:multiLevelType w:val="hybridMultilevel"/>
+    <w:tmpl w:val="4F9C8F22"/>
+    <w:lvl w:ilvl="0" w:tplc="080C1E78">
+      <w:start w:val="13"/>
+      <w:numFmt w:val="bullet"/>
+      <w:lvlText w:val="-"/>
+      <w:lvlJc w:val="left"/>
+      <w:pPr>
+        <w:ind w:left="720" w:hanging="360"/>
+      </w:pPr>
+      <w:rPr>
+        <w:rFonts w:ascii="Arial" w:eastAsiaTheme="minorHAnsi" w:hAnsi="Arial" w:cs="Arial" w:hint="default"/>
+      </w:rPr>
+    </w:lvl>
+    <w:lvl w:ilvl="1" w:tplc="04090003" w:tentative="1">
+      <w:start w:val="1"/>
+      <w:numFmt w:val="bullet"/>
+      <w:lvlText w:val="o"/>
+      <w:lvlJc w:val="left"/>
+      <w:pPr>
+        <w:ind w:left="1440" w:hanging="360"/>
+      </w:pPr>
+      <w:rPr>
+        <w:rFonts w:ascii="Courier New" w:hAnsi="Courier New" w:cs="Courier New" w:hint="default"/>
+      </w:rPr>
+    </w:lvl>
+    <w:lvl w:ilvl="2" w:tplc="04090005" w:tentative="1">
+      <w:start w:val="1"/>
+      <w:numFmt w:val="bullet"/>
+      <w:lvlText w:val=""/>
+      <w:lvlJc w:val="left"/>
+      <w:pPr>
+        <w:ind w:left="2160" w:hanging="360"/>
+      </w:pPr>
+      <w:rPr>
+        <w:rFonts w:ascii="Wingdings" w:hAnsi="Wingdings" w:hint="default"/>
+      </w:rPr>
+    </w:lvl>
+    <w:lvl w:ilvl="3" w:tplc="04090001" w:tentative="1">
+      <w:start w:val="1"/>
+      <w:numFmt w:val="bullet"/>
+      <w:lvlText w:val=""/>
+      <w:lvlJc w:val="left"/>
+      <w:pPr>
+        <w:ind w:left="2880" w:hanging="360"/>
+      </w:pPr>
+      <w:rPr>
+        <w:rFonts w:ascii="Symbol" w:hAnsi="Symbol" w:hint="default"/>
+      </w:rPr>
+    </w:lvl>
+    <w:lvl w:ilvl="4" w:tplc="04090003" w:tentative="1">
+      <w:start w:val="1"/>
+      <w:numFmt w:val="bullet"/>
+      <w:lvlText w:val="o"/>
+      <w:lvlJc w:val="left"/>
+      <w:pPr>
+        <w:ind w:left="3600" w:hanging="360"/>
+      </w:pPr>
+      <w:rPr>
+        <w:rFonts w:ascii="Courier New" w:hAnsi="Courier New" w:cs="Courier New" w:hint="default"/>
+      </w:rPr>
+    </w:lvl>
+    <w:lvl w:ilvl="5" w:tplc="04090005" w:tentative="1">
+      <w:start w:val="1"/>
+      <w:numFmt w:val="bullet"/>
+      <w:lvlText w:val=""/>
+      <w:lvlJc w:val="left"/>
+      <w:pPr>
+        <w:ind w:left="4320" w:hanging="360"/>
+      </w:pPr>
+      <w:rPr>
+        <w:rFonts w:ascii="Wingdings" w:hAnsi="Wingdings" w:hint="default"/>
+      </w:rPr>
+    </w:lvl>
+    <w:lvl w:ilvl="6" w:tplc="04090001" w:tentative="1">
+      <w:start w:val="1"/>
+      <w:numFmt w:val="bullet"/>
+      <w:lvlText w:val=""/>
+      <w:lvlJc w:val="left"/>
+      <w:pPr>
+        <w:ind w:left="5040" w:hanging="360"/>
+      </w:pPr>
+      <w:rPr>
+        <w:rFonts w:ascii="Symbol" w:hAnsi="Symbol" w:hint="default"/>
+      </w:rPr>
+    </w:lvl>
+    <w:lvl w:ilvl="7" w:tplc="04090003" w:tentative="1">
+      <w:start w:val="1"/>
+      <w:numFmt w:val="bullet"/>
+      <w:lvlText w:val="o"/>
+      <w:lvlJc w:val="left"/>
+      <w:pPr>
+        <w:ind w:left="5760" w:hanging="360"/>
+      </w:pPr>
+      <w:rPr>
+        <w:rFonts w:ascii="Courier New" w:hAnsi="Courier New" w:cs="Courier New" w:hint="default"/>
+      </w:rPr>
+    </w:lvl>
+    <w:lvl w:ilvl="8" w:tplc="04090005" w:tentative="1">
+      <w:start w:val="1"/>
+      <w:numFmt w:val="bullet"/>
+      <w:lvlText w:val=""/>
+      <w:lvlJc w:val="left"/>
+      <w:pPr>
+        <w:ind w:left="6480" w:hanging="360"/>
+      </w:pPr>
+      <w:rPr>
+        <w:rFonts w:ascii="Wingdings" w:hAnsi="Wingdings" w:hint="default"/>
+      </w:rPr>
+    </w:lvl>
+  </w:abstractNum>
+  <w:abstractNum w:abstractNumId="1" w15:restartNumberingAfterBreak="0">
+    <w:nsid w:val="24342684"/>
+    <w:multiLevelType w:val="hybridMultilevel"/>
+    <w:tmpl w:val="DCC62C5C"/>
+    <w:lvl w:ilvl="0" w:tplc="FFFFFFFF">
+      <w:start w:val="1"/>
+      <w:numFmt w:val="decimal"/>
+      <w:lvlText w:val="%1-"/>
+      <w:lvlJc w:val="left"/>
+      <w:pPr>
+        <w:ind w:left="720" w:hanging="360"/>
+      </w:pPr>
+      <w:rPr>
+        <w:rFonts w:hint="default"/>
+      </w:rPr>
+    </w:lvl>
+    <w:lvl w:ilvl="1" w:tplc="FFFFFFFF">
+      <w:start w:val="1"/>
+      <w:numFmt w:val="lowerLetter"/>
+      <w:lvlText w:val="%2."/>
+      <w:lvlJc w:val="left"/>
+      <w:pPr>
+        <w:ind w:left="1440" w:hanging="360"/>
+      </w:pPr>
+    </w:lvl>
+    <w:lvl w:ilvl="2" w:tplc="FFFFFFFF">
+      <w:numFmt w:val="bullet"/>
+      <w:lvlText w:val="-"/>
+      <w:lvlJc w:val="left"/>
+      <w:pPr>
+        <w:ind w:left="2340" w:hanging="360"/>
+      </w:pPr>
+      <w:rPr>
+        <w:rFonts w:ascii="Times New Roman" w:eastAsia="Times New Roman" w:hAnsi="Times New Roman" w:cs="Times New Roman" w:hint="default"/>
+      </w:rPr>
+    </w:lvl>
+    <w:lvl w:ilvl="3" w:tplc="FFFFFFFF">
+      <w:start w:val="1"/>
+      <w:numFmt w:val="decimal"/>
+      <w:lvlText w:val="%4."/>
+      <w:lvlJc w:val="left"/>
+      <w:pPr>
+        <w:ind w:left="2880" w:hanging="360"/>
+      </w:pPr>
+    </w:lvl>
+    <w:lvl w:ilvl="4" w:tplc="FFFFFFFF" w:tentative="1">
+      <w:start w:val="1"/>
+      <w:numFmt w:val="lowerLetter"/>
+      <w:lvlText w:val="%5."/>
+      <w:lvlJc w:val="left"/>
+      <w:pPr>
+        <w:ind w:left="3600" w:hanging="360"/>
+      </w:pPr>
+    </w:lvl>
+    <w:lvl w:ilvl="5" w:tplc="FFFFFFFF" w:tentative="1">
+      <w:start w:val="1"/>
+      <w:numFmt w:val="lowerRoman"/>
+      <w:lvlText w:val="%6."/>
+      <w:lvlJc w:val="right"/>
+      <w:pPr>
+        <w:ind w:left="4320" w:hanging="180"/>
+      </w:pPr>
+    </w:lvl>
+    <w:lvl w:ilvl="6" w:tplc="FFFFFFFF" w:tentative="1">
+      <w:start w:val="1"/>
+      <w:numFmt w:val="decimal"/>
+      <w:lvlText w:val="%7."/>
+      <w:lvlJc w:val="left"/>
+      <w:pPr>
+        <w:ind w:left="5040" w:hanging="360"/>
+      </w:pPr>
+    </w:lvl>
+    <w:lvl w:ilvl="7" w:tplc="FFFFFFFF" w:tentative="1">
+      <w:start w:val="1"/>
+      <w:numFmt w:val="lowerLetter"/>
+      <w:lvlText w:val="%8."/>
+      <w:lvlJc w:val="left"/>
+      <w:pPr>
+        <w:ind w:left="5760" w:hanging="360"/>
+      </w:pPr>
+    </w:lvl>
+    <w:lvl w:ilvl="8" w:tplc="FFFFFFFF" w:tentative="1">
+      <w:start w:val="1"/>
+      <w:numFmt w:val="lowerRoman"/>
+      <w:lvlText w:val="%9."/>
+      <w:lvlJc w:val="right"/>
+      <w:pPr>
+        <w:ind w:left="6480" w:hanging="180"/>
+      </w:pPr>
+    </w:lvl>
+  </w:abstractNum>
+  <w:abstractNum w:abstractNumId="2" w15:restartNumberingAfterBreak="0">
     <w:nsid w:val="27F52751"/>
     <w:multiLevelType w:val="hybridMultilevel"/>
-    <w:tmpl w:val="C472BF4A"/>
+    <w:tmpl w:val="DCC62C5C"/>
     <w:lvl w:ilvl="0" w:tplc="811C8F94">
       <w:start w:val="1"/>
       <w:numFmt w:val="decimal"/>
@@ -1704,16 +3312,18 @@
         <w:ind w:left="1440" w:hanging="360"/>
       </w:pPr>
     </w:lvl>
-    <w:lvl w:ilvl="2" w:tplc="0409001B" w:tentative="1">
-      <w:start w:val="1"/>
-      <w:numFmt w:val="lowerRoman"/>
-      <w:lvlText w:val="%3."/>
-      <w:lvlJc w:val="right"/>
-      <w:pPr>
-        <w:ind w:left="2160" w:hanging="180"/>
-      </w:pPr>
+    <w:lvl w:ilvl="2" w:tplc="371E04C6">
+      <w:numFmt w:val="bullet"/>
+      <w:lvlText w:val="-"/>
+      <w:lvlJc w:val="left"/>
+      <w:pPr>
+        <w:ind w:left="2340" w:hanging="360"/>
+      </w:pPr>
+      <w:rPr>
+        <w:rFonts w:ascii="Times New Roman" w:eastAsia="Times New Roman" w:hAnsi="Times New Roman" w:cs="Times New Roman" w:hint="default"/>
+      </w:rPr>
     </w:lvl>
-    <w:lvl w:ilvl="3" w:tplc="0409000F" w:tentative="1">
+    <w:lvl w:ilvl="3" w:tplc="0409000F">
       <w:start w:val="1"/>
       <w:numFmt w:val="decimal"/>
       <w:lvlText w:val="%4."/>
@@ -1768,7 +3378,7 @@
       </w:pPr>
     </w:lvl>
   </w:abstractNum>
-  <w:abstractNum w:abstractNumId="1" w15:restartNumberingAfterBreak="0">
+  <w:abstractNum w:abstractNumId="3" w15:restartNumberingAfterBreak="0">
     <w:nsid w:val="5B16008E"/>
     <w:multiLevelType w:val="multilevel"/>
     <w:tmpl w:val="8A00B5E8"/>
@@ -1854,7 +3464,7 @@
       </w:pPr>
     </w:lvl>
   </w:abstractNum>
-  <w:abstractNum w:abstractNumId="2" w15:restartNumberingAfterBreak="0">
+  <w:abstractNum w:abstractNumId="4" w15:restartNumberingAfterBreak="0">
     <w:nsid w:val="68A1692F"/>
     <w:multiLevelType w:val="hybridMultilevel"/>
     <w:tmpl w:val="12BE761E"/>
@@ -1941,12 +3551,18 @@
     </w:lvl>
   </w:abstractNum>
   <w:num w:numId="1" w16cid:durableId="370571857">
+    <w:abstractNumId w:val="3"/>
+  </w:num>
+  <w:num w:numId="2" w16cid:durableId="1710689512">
+    <w:abstractNumId w:val="4"/>
+  </w:num>
+  <w:num w:numId="3" w16cid:durableId="1967806371">
+    <w:abstractNumId w:val="2"/>
+  </w:num>
+  <w:num w:numId="4" w16cid:durableId="1224488109">
     <w:abstractNumId w:val="1"/>
   </w:num>
-  <w:num w:numId="2" w16cid:durableId="1710689512">
-    <w:abstractNumId w:val="2"/>
-  </w:num>
-  <w:num w:numId="3" w16cid:durableId="1967806371">
+  <w:num w:numId="5" w16cid:durableId="946961656">
     <w:abstractNumId w:val="0"/>
   </w:num>
 </w:numbering>
@@ -2475,6 +4091,18 @@
       <w:lang w:val="en-US"/>
     </w:rPr>
   </w:style>
+  <w:style w:type="character" w:styleId="UnresolvedMention">
+    <w:name w:val="Unresolved Mention"/>
+    <w:basedOn w:val="DefaultParagraphFont"/>
+    <w:uiPriority w:val="99"/>
+    <w:semiHidden/>
+    <w:unhideWhenUsed/>
+    <w:rsid w:val="004A07ED"/>
+    <w:rPr>
+      <w:color w:val="605E5C"/>
+      <w:shd w:val="clear" w:color="auto" w:fill="E1DFDD"/>
+    </w:rPr>
+  </w:style>
 </w:styles>
 </file>
 
